--- a/작업일지/39주차.docx
+++ b/작업일지/39주차.docx
@@ -157,9 +157,6 @@
           <w:p>
             <w:pPr>
               <w:jc w:val="center"/>
-              <w:rPr>
-                <w:rFonts w:hint="eastAsia"/>
-              </w:rPr>
             </w:pPr>
             <w:r>
               <w:rPr>
@@ -491,7 +488,35 @@
           <w:tcPr>
             <w:tcW w:w="9214" w:type="dxa"/>
           </w:tcPr>
-          <w:p/>
+          <w:p>
+            <w:r>
+              <w:rPr>
+                <w:rFonts w:hint="eastAsia"/>
+              </w:rPr>
+              <w:t>- UI(HP, Stamina, Battery) 추가</w:t>
+            </w:r>
+          </w:p>
+          <w:p>
+            <w:r>
+              <w:rPr>
+                <w:rFonts w:hint="eastAsia"/>
+              </w:rPr>
+              <w:t>- Ghost FSM 수정</w:t>
+            </w:r>
+          </w:p>
+          <w:p>
+            <w:pPr>
+              <w:rPr>
+                <w:rFonts w:hint="eastAsia"/>
+              </w:rPr>
+            </w:pPr>
+            <w:r>
+              <w:rPr>
+                <w:rFonts w:hint="eastAsia"/>
+              </w:rPr>
+              <w:t>- 큐브 Base(기지), MainEnterance 에셋 수정</w:t>
+            </w:r>
+          </w:p>
         </w:tc>
       </w:tr>
       <w:tr>
@@ -606,7 +631,35 @@
           <w:tcPr>
             <w:tcW w:w="9214" w:type="dxa"/>
           </w:tcPr>
-          <w:p/>
+          <w:p>
+            <w:r>
+              <w:rPr>
+                <w:rFonts w:hint="eastAsia"/>
+              </w:rPr>
+              <w:t>- HP, Stamina, Battery UI를 추가하였다.</w:t>
+            </w:r>
+          </w:p>
+          <w:p>
+            <w:r>
+              <w:rPr>
+                <w:rFonts w:hint="eastAsia"/>
+              </w:rPr>
+              <w:t>- Ghost의 FSM을 수정하였다. 불필요한 state를 제거하고 전이 조건을 좀 더 명확하게 다시 작성했다. 이전보다 간결해졌다.</w:t>
+            </w:r>
+          </w:p>
+          <w:p>
+            <w:pPr>
+              <w:rPr>
+                <w:rFonts w:hint="eastAsia"/>
+              </w:rPr>
+            </w:pPr>
+            <w:r>
+              <w:rPr>
+                <w:rFonts w:hint="eastAsia"/>
+              </w:rPr>
+              <w:t>- 큐브 Base(기지) 에셋의 방향을 수정하고, 함께 붙어있었던 hatch를 분리하였다. Base와 Hatch로 이어지는 MainEnterance의 벽에도 구멍을 뚫었다.</w:t>
+            </w:r>
+          </w:p>
         </w:tc>
       </w:tr>
       <w:tr>

--- a/작업일지/39주차.docx
+++ b/작업일지/39주차.docx
@@ -1,6 +1,6 @@
 
 <file path=word/document.xml><?xml version="1.0" encoding="utf-8"?>
-<w:document xmlns:wpc="http://schemas.microsoft.com/office/word/2010/wordprocessingCanvas" xmlns:cx="http://schemas.microsoft.com/office/drawing/2014/chartex" xmlns:cx1="http://schemas.microsoft.com/office/drawing/2015/9/8/chartex" xmlns:cx2="http://schemas.microsoft.com/office/drawing/2015/10/21/chartex" xmlns:cx3="http://schemas.microsoft.com/office/drawing/2016/5/9/chartex" xmlns:cx4="http://schemas.microsoft.com/office/drawing/2016/5/10/chartex" xmlns:cx5="http://schemas.microsoft.com/office/drawing/2016/5/11/chartex" xmlns:cx6="http://schemas.microsoft.com/office/drawing/2016/5/12/chartex" xmlns:cx7="http://schemas.microsoft.com/office/drawing/2016/5/13/chartex" xmlns:cx8="http://schemas.microsoft.com/office/drawing/2016/5/14/chartex" xmlns:mc="http://schemas.openxmlformats.org/markup-compatibility/2006" xmlns:aink="http://schemas.microsoft.com/office/drawing/2016/ink" xmlns:am3d="http://schemas.microsoft.com/office/drawing/2017/model3d" xmlns:o="urn:schemas-microsoft-com:office:office" xmlns:oel="http://schemas.microsoft.com/office/2019/extlst" xmlns:r="http://schemas.openxmlformats.org/officeDocument/2006/relationships" xmlns:m="http://schemas.openxmlformats.org/officeDocument/2006/math" xmlns:v="urn:schemas-microsoft-com:vml" xmlns:wp14="http://schemas.microsoft.com/office/word/2010/wordprocessingDrawing" xmlns:wp="http://schemas.openxmlformats.org/drawingml/2006/wordprocessingDrawing" xmlns:w10="urn:schemas-microsoft-com:office:word" xmlns:w="http://schemas.openxmlformats.org/wordprocessingml/2006/main" xmlns:w14="http://schemas.microsoft.com/office/word/2010/wordml" xmlns:w15="http://schemas.microsoft.com/office/word/2012/wordml" xmlns:w16cex="http://schemas.microsoft.com/office/word/2018/wordml/cex" xmlns:w16cid="http://schemas.microsoft.com/office/word/2016/wordml/cid" xmlns:w16="http://schemas.microsoft.com/office/word/2018/wordml" xmlns:w16du="http://schemas.microsoft.com/office/word/2023/wordml/word16du" xmlns:w16sdtdh="http://schemas.microsoft.com/office/word/2020/wordml/sdtdatahash" xmlns:w16sdtfl="http://schemas.microsoft.com/office/word/2024/wordml/sdtformatlock" xmlns:w16se="http://schemas.microsoft.com/office/word/2015/wordml/symex" xmlns:wpg="http://schemas.microsoft.com/office/word/2010/wordprocessingGroup" xmlns:wpi="http://schemas.microsoft.com/office/word/2010/wordprocessingInk" xmlns:wne="http://schemas.microsoft.com/office/word/2006/wordml" xmlns:wps="http://schemas.microsoft.com/office/word/2010/wordprocessingShape" mc:Ignorable="w14 w15 w16se w16cid w16 w16cex w16sdtdh w16sdtfl w16du wp14">
+<w:document xmlns:wpc="http://schemas.microsoft.com/office/word/2010/wordprocessingCanvas" xmlns:mc="http://schemas.openxmlformats.org/markup-compatibility/2006" xmlns:o="urn:schemas-microsoft-com:office:office" xmlns:r="http://schemas.openxmlformats.org/officeDocument/2006/relationships" xmlns:m="http://schemas.openxmlformats.org/officeDocument/2006/math" xmlns:v="urn:schemas-microsoft-com:vml" xmlns:wp14="http://schemas.microsoft.com/office/word/2010/wordprocessingDrawing" xmlns:wp="http://schemas.openxmlformats.org/drawingml/2006/wordprocessingDrawing" xmlns:w10="urn:schemas-microsoft-com:office:word" xmlns:w="http://schemas.openxmlformats.org/wordprocessingml/2006/main" xmlns:w14="http://schemas.microsoft.com/office/word/2010/wordml" xmlns:w15="http://schemas.microsoft.com/office/word/2012/wordml" xmlns:wpg="http://schemas.microsoft.com/office/word/2010/wordprocessingGroup" xmlns:wpi="http://schemas.microsoft.com/office/word/2010/wordprocessingInk" xmlns:wne="http://schemas.microsoft.com/office/word/2006/wordml" xmlns:wps="http://schemas.microsoft.com/office/word/2010/wordprocessingShape">
   <w:body>
     <w:p>
       <w:pPr>
@@ -14,7 +14,7 @@
       </w:pPr>
       <w:r>
         <w:rPr>
-          <w:rFonts w:asciiTheme="majorEastAsia" w:eastAsiaTheme="majorEastAsia" w:hAnsiTheme="majorEastAsia" w:hint="eastAsia"/>
+          <w:rFonts w:asciiTheme="majorEastAsia" w:eastAsiaTheme="majorEastAsia" w:hAnsiTheme="majorEastAsia"/>
           <w:b/>
           <w:bCs/>
           <w:sz w:val="24"/>
@@ -24,7 +24,7 @@
       </w:r>
       <w:r>
         <w:rPr>
-          <w:rFonts w:asciiTheme="majorEastAsia" w:eastAsiaTheme="majorEastAsia" w:hAnsiTheme="majorEastAsia" w:hint="eastAsia"/>
+          <w:rFonts w:asciiTheme="majorEastAsia" w:eastAsiaTheme="majorEastAsia" w:hAnsiTheme="majorEastAsia"/>
           <w:b/>
           <w:bCs/>
           <w:sz w:val="24"/>
@@ -34,7 +34,7 @@
       </w:r>
       <w:r>
         <w:rPr>
-          <w:rFonts w:asciiTheme="majorEastAsia" w:eastAsiaTheme="majorEastAsia" w:hAnsiTheme="majorEastAsia" w:hint="eastAsia"/>
+          <w:rFonts w:asciiTheme="majorEastAsia" w:eastAsiaTheme="majorEastAsia" w:hAnsiTheme="majorEastAsia"/>
           <w:b/>
           <w:bCs/>
           <w:sz w:val="24"/>
@@ -44,7 +44,7 @@
       </w:r>
       <w:r>
         <w:rPr>
-          <w:rFonts w:asciiTheme="majorEastAsia" w:eastAsiaTheme="majorEastAsia" w:hAnsiTheme="majorEastAsia" w:hint="eastAsia"/>
+          <w:rFonts w:asciiTheme="majorEastAsia" w:eastAsiaTheme="majorEastAsia" w:hAnsiTheme="majorEastAsia"/>
           <w:b/>
           <w:bCs/>
           <w:sz w:val="24"/>
@@ -54,7 +54,7 @@
       </w:r>
       <w:r>
         <w:rPr>
-          <w:rFonts w:asciiTheme="majorEastAsia" w:eastAsiaTheme="majorEastAsia" w:hAnsiTheme="majorEastAsia" w:hint="eastAsia"/>
+          <w:rFonts w:asciiTheme="majorEastAsia" w:eastAsiaTheme="majorEastAsia" w:hAnsiTheme="majorEastAsia"/>
           <w:b/>
           <w:bCs/>
           <w:sz w:val="24"/>
@@ -64,7 +64,7 @@
       </w:r>
       <w:r>
         <w:rPr>
-          <w:rFonts w:asciiTheme="majorEastAsia" w:eastAsiaTheme="majorEastAsia" w:hAnsiTheme="majorEastAsia" w:hint="eastAsia"/>
+          <w:rFonts w:asciiTheme="majorEastAsia" w:eastAsiaTheme="majorEastAsia" w:hAnsiTheme="majorEastAsia"/>
           <w:b/>
           <w:bCs/>
           <w:sz w:val="24"/>
@@ -74,7 +74,7 @@
       </w:r>
       <w:r>
         <w:rPr>
-          <w:rFonts w:asciiTheme="majorEastAsia" w:eastAsiaTheme="majorEastAsia" w:hAnsiTheme="majorEastAsia" w:hint="eastAsia"/>
+          <w:rFonts w:asciiTheme="majorEastAsia" w:eastAsiaTheme="majorEastAsia" w:hAnsiTheme="majorEastAsia"/>
           <w:b/>
           <w:bCs/>
           <w:sz w:val="24"/>
@@ -126,6 +126,13 @@
             <w:pPr>
               <w:jc w:val="center"/>
             </w:pPr>
+            <w:r>
+              <w:rPr>
+                <w:lang w:eastAsia="ko-KR"/>
+                <w:rtl w:val="off"/>
+              </w:rPr>
+              <w:t>39</w:t>
+            </w:r>
           </w:p>
         </w:tc>
         <w:tc>
@@ -417,7 +424,7 @@
       </w:tblGrid>
       <w:tr>
         <w:trPr>
-          <w:trHeight w:val="465"/>
+          <w:trHeight w:val="465" w:hRule="atLeast"/>
         </w:trPr>
         <w:tc>
           <w:tcPr>
@@ -574,7 +581,47 @@
           <w:tcPr>
             <w:tcW w:w="9214" w:type="dxa"/>
           </w:tcPr>
-          <w:p/>
+          <w:p>
+            <w:pPr>
+              <w:rPr>
+                <w:lang w:eastAsia="ko-KR"/>
+                <w:rFonts w:hint="eastAsia"/>
+                <w:rtl w:val="off"/>
+              </w:rPr>
+            </w:pPr>
+            <w:r>
+              <w:rPr>
+                <w:lang w:eastAsia="ko-KR"/>
+                <w:rtl w:val="off"/>
+              </w:rPr>
+              <w:t>- 논문 최종 수정 및 제출</w:t>
+            </w:r>
+          </w:p>
+          <w:p>
+            <w:pPr>
+              <w:rPr>
+                <w:lang w:eastAsia="ko-KR"/>
+                <w:rFonts w:hint="eastAsia"/>
+                <w:rtl w:val="off"/>
+              </w:rPr>
+            </w:pPr>
+            <w:r>
+              <w:rPr>
+                <w:lang w:eastAsia="ko-KR"/>
+                <w:rtl w:val="off"/>
+              </w:rPr>
+              <w:t>- Base와 Hatcth 클라이언트에서 자체 생성</w:t>
+            </w:r>
+          </w:p>
+          <w:p>
+            <w:r>
+              <w:rPr>
+                <w:lang w:eastAsia="ko-KR"/>
+                <w:rtl w:val="off"/>
+              </w:rPr>
+              <w:t>- 랜턴 사용(애니메이션, 서버 통신 동기화), 배터리 UI 그리기</w:t>
+            </w:r>
+          </w:p>
         </w:tc>
       </w:tr>
     </w:tbl>
@@ -717,7 +764,50 @@
           <w:tcPr>
             <w:tcW w:w="9214" w:type="dxa"/>
           </w:tcPr>
-          <w:p/>
+          <w:p>
+            <w:pPr>
+              <w:rPr>
+                <w:lang w:eastAsia="ko-KR"/>
+                <w:rFonts w:hint="eastAsia"/>
+                <w:rtl w:val="off"/>
+              </w:rPr>
+            </w:pPr>
+            <w:r>
+              <w:rPr>
+                <w:lang w:eastAsia="ko-KR"/>
+                <w:rtl w:val="off"/>
+              </w:rPr>
+              <w:t>- 교수님 피드백을 적용하여 논문을 최종 수정하고 제출했다.</w:t>
+            </w:r>
+          </w:p>
+          <w:p>
+            <w:pPr>
+              <w:rPr>
+                <w:lang w:eastAsia="ko-KR"/>
+                <w:rFonts w:hint="eastAsia"/>
+                <w:rtl w:val="off"/>
+              </w:rPr>
+            </w:pPr>
+            <w:r>
+              <w:rPr>
+                <w:lang w:eastAsia="ko-KR"/>
+                <w:rtl w:val="off"/>
+              </w:rPr>
+              <w:t>- 기지와 문(Base와 Hatch)을 클라이언트에서 서버 통신 없이 설치하였다. 일반 문과 비슷하게 문 열고 닫힘 로직을 구혔했는데, 서버와 통신이 아직 안 되어 테스트는 못해봤다.</w:t>
+            </w:r>
+          </w:p>
+          <w:p>
+            <w:pPr>
+              <w:ind w:firstLineChars="50" w:firstLine="110"/>
+            </w:pPr>
+            <w:r>
+              <w:rPr>
+                <w:lang w:eastAsia="ko-KR"/>
+                <w:rtl w:val="off"/>
+              </w:rPr>
+              <w:t>- ToolBar에서 랜턴을 선택하면 손을 드는 동작을 하고, 서버와 동기화를 통해 조명을 껐다 키도록 구현했다. 그리고 배터리를 UI에 그리는데 20% 이하면 빨간색으로 표시되도록 구현했다.</w:t>
+            </w:r>
+          </w:p>
         </w:tc>
       </w:tr>
     </w:tbl>
@@ -732,195 +822,23 @@
     <w:sectPr>
       <w:pgSz w:w="11906" w:h="16838"/>
       <w:pgMar w:top="720" w:right="720" w:bottom="720" w:left="720" w:header="851" w:footer="992" w:gutter="0"/>
-      <w:cols w:space="425"/>
+      <w:cols/>
       <w:docGrid w:linePitch="360"/>
     </w:sectPr>
   </w:body>
 </w:document>
 </file>
 
-<file path=word/endnotes.xml><?xml version="1.0" encoding="utf-8"?>
-<w:endnotes xmlns:wpc="http://schemas.microsoft.com/office/word/2010/wordprocessingCanvas" xmlns:cx="http://schemas.microsoft.com/office/drawing/2014/chartex" xmlns:cx1="http://schemas.microsoft.com/office/drawing/2015/9/8/chartex" xmlns:cx2="http://schemas.microsoft.com/office/drawing/2015/10/21/chartex" xmlns:cx3="http://schemas.microsoft.com/office/drawing/2016/5/9/chartex" xmlns:cx4="http://schemas.microsoft.com/office/drawing/2016/5/10/chartex" xmlns:cx5="http://schemas.microsoft.com/office/drawing/2016/5/11/chartex" xmlns:cx6="http://schemas.microsoft.com/office/drawing/2016/5/12/chartex" xmlns:cx7="http://schemas.microsoft.com/office/drawing/2016/5/13/chartex" xmlns:cx8="http://schemas.microsoft.com/office/drawing/2016/5/14/chartex" xmlns:mc="http://schemas.openxmlformats.org/markup-compatibility/2006" xmlns:aink="http://schemas.microsoft.com/office/drawing/2016/ink" xmlns:am3d="http://schemas.microsoft.com/office/drawing/2017/model3d" xmlns:o="urn:schemas-microsoft-com:office:office" xmlns:oel="http://schemas.microsoft.com/office/2019/extlst" xmlns:r="http://schemas.openxmlformats.org/officeDocument/2006/relationships" xmlns:m="http://schemas.openxmlformats.org/officeDocument/2006/math" xmlns:v="urn:schemas-microsoft-com:vml" xmlns:wp14="http://schemas.microsoft.com/office/word/2010/wordprocessingDrawing" xmlns:wp="http://schemas.openxmlformats.org/drawingml/2006/wordprocessingDrawing" xmlns:w10="urn:schemas-microsoft-com:office:word" xmlns:w="http://schemas.openxmlformats.org/wordprocessingml/2006/main" xmlns:w14="http://schemas.microsoft.com/office/word/2010/wordml" xmlns:w15="http://schemas.microsoft.com/office/word/2012/wordml" xmlns:w16cex="http://schemas.microsoft.com/office/word/2018/wordml/cex" xmlns:w16cid="http://schemas.microsoft.com/office/word/2016/wordml/cid" xmlns:w16="http://schemas.microsoft.com/office/word/2018/wordml" xmlns:w16du="http://schemas.microsoft.com/office/word/2023/wordml/word16du" xmlns:w16sdtdh="http://schemas.microsoft.com/office/word/2020/wordml/sdtdatahash" xmlns:w16sdtfl="http://schemas.microsoft.com/office/word/2024/wordml/sdtformatlock" xmlns:w16se="http://schemas.microsoft.com/office/word/2015/wordml/symex" xmlns:wpg="http://schemas.microsoft.com/office/word/2010/wordprocessingGroup" xmlns:wpi="http://schemas.microsoft.com/office/word/2010/wordprocessingInk" xmlns:wne="http://schemas.microsoft.com/office/word/2006/wordml" xmlns:wps="http://schemas.microsoft.com/office/word/2010/wordprocessingShape" mc:Ignorable="w14 w15 w16se w16cid w16 w16cex w16sdtdh w16sdtfl w16du wp14">
-  <w:endnote w:type="separator" w:id="-1">
-    <w:p>
-      <w:pPr>
-        <w:spacing w:after="0"/>
-      </w:pPr>
-      <w:r>
-        <w:separator/>
-      </w:r>
-    </w:p>
-  </w:endnote>
-  <w:endnote w:type="continuationSeparator" w:id="0">
-    <w:p>
-      <w:pPr>
-        <w:spacing w:after="0"/>
-      </w:pPr>
-      <w:r>
-        <w:continuationSeparator/>
-      </w:r>
-    </w:p>
-  </w:endnote>
-</w:endnotes>
-</file>
-
-<file path=word/footnotes.xml><?xml version="1.0" encoding="utf-8"?>
-<w:footnotes xmlns:wpc="http://schemas.microsoft.com/office/word/2010/wordprocessingCanvas" xmlns:cx="http://schemas.microsoft.com/office/drawing/2014/chartex" xmlns:cx1="http://schemas.microsoft.com/office/drawing/2015/9/8/chartex" xmlns:cx2="http://schemas.microsoft.com/office/drawing/2015/10/21/chartex" xmlns:cx3="http://schemas.microsoft.com/office/drawing/2016/5/9/chartex" xmlns:cx4="http://schemas.microsoft.com/office/drawing/2016/5/10/chartex" xmlns:cx5="http://schemas.microsoft.com/office/drawing/2016/5/11/chartex" xmlns:cx6="http://schemas.microsoft.com/office/drawing/2016/5/12/chartex" xmlns:cx7="http://schemas.microsoft.com/office/drawing/2016/5/13/chartex" xmlns:cx8="http://schemas.microsoft.com/office/drawing/2016/5/14/chartex" xmlns:mc="http://schemas.openxmlformats.org/markup-compatibility/2006" xmlns:aink="http://schemas.microsoft.com/office/drawing/2016/ink" xmlns:am3d="http://schemas.microsoft.com/office/drawing/2017/model3d" xmlns:o="urn:schemas-microsoft-com:office:office" xmlns:oel="http://schemas.microsoft.com/office/2019/extlst" xmlns:r="http://schemas.openxmlformats.org/officeDocument/2006/relationships" xmlns:m="http://schemas.openxmlformats.org/officeDocument/2006/math" xmlns:v="urn:schemas-microsoft-com:vml" xmlns:wp14="http://schemas.microsoft.com/office/word/2010/wordprocessingDrawing" xmlns:wp="http://schemas.openxmlformats.org/drawingml/2006/wordprocessingDrawing" xmlns:w10="urn:schemas-microsoft-com:office:word" xmlns:w="http://schemas.openxmlformats.org/wordprocessingml/2006/main" xmlns:w14="http://schemas.microsoft.com/office/word/2010/wordml" xmlns:w15="http://schemas.microsoft.com/office/word/2012/wordml" xmlns:w16cex="http://schemas.microsoft.com/office/word/2018/wordml/cex" xmlns:w16cid="http://schemas.microsoft.com/office/word/2016/wordml/cid" xmlns:w16="http://schemas.microsoft.com/office/word/2018/wordml" xmlns:w16du="http://schemas.microsoft.com/office/word/2023/wordml/word16du" xmlns:w16sdtdh="http://schemas.microsoft.com/office/word/2020/wordml/sdtdatahash" xmlns:w16sdtfl="http://schemas.microsoft.com/office/word/2024/wordml/sdtformatlock" xmlns:w16se="http://schemas.microsoft.com/office/word/2015/wordml/symex" xmlns:wpg="http://schemas.microsoft.com/office/word/2010/wordprocessingGroup" xmlns:wpi="http://schemas.microsoft.com/office/word/2010/wordprocessingInk" xmlns:wne="http://schemas.microsoft.com/office/word/2006/wordml" xmlns:wps="http://schemas.microsoft.com/office/word/2010/wordprocessingShape" mc:Ignorable="w14 w15 w16se w16cid w16 w16cex w16sdtdh w16sdtfl w16du wp14">
-  <w:footnote w:type="separator" w:id="-1">
-    <w:p>
-      <w:pPr>
-        <w:spacing w:after="0"/>
-      </w:pPr>
-      <w:r>
-        <w:separator/>
-      </w:r>
-    </w:p>
-  </w:footnote>
-  <w:footnote w:type="continuationSeparator" w:id="0">
-    <w:p>
-      <w:pPr>
-        <w:spacing w:after="0"/>
-      </w:pPr>
-      <w:r>
-        <w:continuationSeparator/>
-      </w:r>
-    </w:p>
-  </w:footnote>
-</w:footnotes>
-</file>
-
-<file path=word/numbering.xml><?xml version="1.0" encoding="utf-8"?>
-<w:numbering xmlns:wpc="http://schemas.microsoft.com/office/word/2010/wordprocessingCanvas" xmlns:cx="http://schemas.microsoft.com/office/drawing/2014/chartex" xmlns:cx1="http://schemas.microsoft.com/office/drawing/2015/9/8/chartex" xmlns:cx2="http://schemas.microsoft.com/office/drawing/2015/10/21/chartex" xmlns:cx3="http://schemas.microsoft.com/office/drawing/2016/5/9/chartex" xmlns:cx4="http://schemas.microsoft.com/office/drawing/2016/5/10/chartex" xmlns:cx5="http://schemas.microsoft.com/office/drawing/2016/5/11/chartex" xmlns:cx6="http://schemas.microsoft.com/office/drawing/2016/5/12/chartex" xmlns:cx7="http://schemas.microsoft.com/office/drawing/2016/5/13/chartex" xmlns:cx8="http://schemas.microsoft.com/office/drawing/2016/5/14/chartex" xmlns:mc="http://schemas.openxmlformats.org/markup-compatibility/2006" xmlns:aink="http://schemas.microsoft.com/office/drawing/2016/ink" xmlns:am3d="http://schemas.microsoft.com/office/drawing/2017/model3d" xmlns:o="urn:schemas-microsoft-com:office:office" xmlns:oel="http://schemas.microsoft.com/office/2019/extlst" xmlns:r="http://schemas.openxmlformats.org/officeDocument/2006/relationships" xmlns:m="http://schemas.openxmlformats.org/officeDocument/2006/math" xmlns:v="urn:schemas-microsoft-com:vml" xmlns:wp14="http://schemas.microsoft.com/office/word/2010/wordprocessingDrawing" xmlns:wp="http://schemas.openxmlformats.org/drawingml/2006/wordprocessingDrawing" xmlns:w10="urn:schemas-microsoft-com:office:word" xmlns:w="http://schemas.openxmlformats.org/wordprocessingml/2006/main" xmlns:w14="http://schemas.microsoft.com/office/word/2010/wordml" xmlns:w15="http://schemas.microsoft.com/office/word/2012/wordml" xmlns:w16cex="http://schemas.microsoft.com/office/word/2018/wordml/cex" xmlns:w16cid="http://schemas.microsoft.com/office/word/2016/wordml/cid" xmlns:w16="http://schemas.microsoft.com/office/word/2018/wordml" xmlns:w16du="http://schemas.microsoft.com/office/word/2023/wordml/word16du" xmlns:w16sdtdh="http://schemas.microsoft.com/office/word/2020/wordml/sdtdatahash" xmlns:w16sdtfl="http://schemas.microsoft.com/office/word/2024/wordml/sdtformatlock" xmlns:w16se="http://schemas.microsoft.com/office/word/2015/wordml/symex" xmlns:wpg="http://schemas.microsoft.com/office/word/2010/wordprocessingGroup" xmlns:wpi="http://schemas.microsoft.com/office/word/2010/wordprocessingInk" xmlns:wne="http://schemas.microsoft.com/office/word/2006/wordml" xmlns:wps="http://schemas.microsoft.com/office/word/2010/wordprocessingShape" mc:Ignorable="w14 w15 w16se w16cid w16 w16cex w16sdtdh w16sdtfl w16du wp14">
-  <w:abstractNum w:abstractNumId="0" w15:restartNumberingAfterBreak="0">
-    <w:nsid w:val="1A3D51DD"/>
-    <w:multiLevelType w:val="hybridMultilevel"/>
-    <w:tmpl w:val="AB6AAB92"/>
-    <w:lvl w:ilvl="0" w:tplc="04090001">
-      <w:start w:val="1"/>
-      <w:numFmt w:val="bullet"/>
-      <w:lvlText w:val=""/>
-      <w:lvlJc w:val="left"/>
-      <w:pPr>
-        <w:ind w:left="880" w:hanging="440"/>
-      </w:pPr>
-      <w:rPr>
-        <w:rFonts w:ascii="Wingdings" w:hAnsi="Wingdings" w:hint="default"/>
-      </w:rPr>
-    </w:lvl>
-    <w:lvl w:ilvl="1" w:tplc="04090003" w:tentative="1">
-      <w:start w:val="1"/>
-      <w:numFmt w:val="bullet"/>
-      <w:lvlText w:val=""/>
-      <w:lvlJc w:val="left"/>
-      <w:pPr>
-        <w:ind w:left="1320" w:hanging="440"/>
-      </w:pPr>
-      <w:rPr>
-        <w:rFonts w:ascii="Wingdings" w:hAnsi="Wingdings" w:hint="default"/>
-      </w:rPr>
-    </w:lvl>
-    <w:lvl w:ilvl="2" w:tplc="04090005" w:tentative="1">
-      <w:start w:val="1"/>
-      <w:numFmt w:val="bullet"/>
-      <w:lvlText w:val=""/>
-      <w:lvlJc w:val="left"/>
-      <w:pPr>
-        <w:ind w:left="1760" w:hanging="440"/>
-      </w:pPr>
-      <w:rPr>
-        <w:rFonts w:ascii="Wingdings" w:hAnsi="Wingdings" w:hint="default"/>
-      </w:rPr>
-    </w:lvl>
-    <w:lvl w:ilvl="3" w:tplc="04090001" w:tentative="1">
-      <w:start w:val="1"/>
-      <w:numFmt w:val="bullet"/>
-      <w:lvlText w:val=""/>
-      <w:lvlJc w:val="left"/>
-      <w:pPr>
-        <w:ind w:left="2200" w:hanging="440"/>
-      </w:pPr>
-      <w:rPr>
-        <w:rFonts w:ascii="Wingdings" w:hAnsi="Wingdings" w:hint="default"/>
-      </w:rPr>
-    </w:lvl>
-    <w:lvl w:ilvl="4" w:tplc="04090003" w:tentative="1">
-      <w:start w:val="1"/>
-      <w:numFmt w:val="bullet"/>
-      <w:lvlText w:val=""/>
-      <w:lvlJc w:val="left"/>
-      <w:pPr>
-        <w:ind w:left="2640" w:hanging="440"/>
-      </w:pPr>
-      <w:rPr>
-        <w:rFonts w:ascii="Wingdings" w:hAnsi="Wingdings" w:hint="default"/>
-      </w:rPr>
-    </w:lvl>
-    <w:lvl w:ilvl="5" w:tplc="04090005" w:tentative="1">
-      <w:start w:val="1"/>
-      <w:numFmt w:val="bullet"/>
-      <w:lvlText w:val=""/>
-      <w:lvlJc w:val="left"/>
-      <w:pPr>
-        <w:ind w:left="3080" w:hanging="440"/>
-      </w:pPr>
-      <w:rPr>
-        <w:rFonts w:ascii="Wingdings" w:hAnsi="Wingdings" w:hint="default"/>
-      </w:rPr>
-    </w:lvl>
-    <w:lvl w:ilvl="6" w:tplc="04090001" w:tentative="1">
-      <w:start w:val="1"/>
-      <w:numFmt w:val="bullet"/>
-      <w:lvlText w:val=""/>
-      <w:lvlJc w:val="left"/>
-      <w:pPr>
-        <w:ind w:left="3520" w:hanging="440"/>
-      </w:pPr>
-      <w:rPr>
-        <w:rFonts w:ascii="Wingdings" w:hAnsi="Wingdings" w:hint="default"/>
-      </w:rPr>
-    </w:lvl>
-    <w:lvl w:ilvl="7" w:tplc="04090003" w:tentative="1">
-      <w:start w:val="1"/>
-      <w:numFmt w:val="bullet"/>
-      <w:lvlText w:val=""/>
-      <w:lvlJc w:val="left"/>
-      <w:pPr>
-        <w:ind w:left="3960" w:hanging="440"/>
-      </w:pPr>
-      <w:rPr>
-        <w:rFonts w:ascii="Wingdings" w:hAnsi="Wingdings" w:hint="default"/>
-      </w:rPr>
-    </w:lvl>
-    <w:lvl w:ilvl="8" w:tplc="04090005" w:tentative="1">
-      <w:start w:val="1"/>
-      <w:numFmt w:val="bullet"/>
-      <w:lvlText w:val=""/>
-      <w:lvlJc w:val="left"/>
-      <w:pPr>
-        <w:ind w:left="4400" w:hanging="440"/>
-      </w:pPr>
-      <w:rPr>
-        <w:rFonts w:ascii="Wingdings" w:hAnsi="Wingdings" w:hint="default"/>
-      </w:rPr>
-    </w:lvl>
-  </w:abstractNum>
-  <w:num w:numId="1" w16cid:durableId="1396316752">
-    <w:abstractNumId w:val="0"/>
-  </w:num>
-</w:numbering>
-</file>
-
 <file path=word/styles.xml><?xml version="1.0" encoding="utf-8"?>
-<w:styles xmlns:mc="http://schemas.openxmlformats.org/markup-compatibility/2006" xmlns:r="http://schemas.openxmlformats.org/officeDocument/2006/relationships" xmlns:w="http://schemas.openxmlformats.org/wordprocessingml/2006/main" xmlns:w14="http://schemas.microsoft.com/office/word/2010/wordml" xmlns:w15="http://schemas.microsoft.com/office/word/2012/wordml" xmlns:w16cex="http://schemas.microsoft.com/office/word/2018/wordml/cex" xmlns:w16cid="http://schemas.microsoft.com/office/word/2016/wordml/cid" xmlns:w16="http://schemas.microsoft.com/office/word/2018/wordml" xmlns:w16du="http://schemas.microsoft.com/office/word/2023/wordml/word16du" xmlns:w16sdtdh="http://schemas.microsoft.com/office/word/2020/wordml/sdtdatahash" xmlns:w16sdtfl="http://schemas.microsoft.com/office/word/2024/wordml/sdtformatlock" xmlns:w16se="http://schemas.microsoft.com/office/word/2015/wordml/symex" mc:Ignorable="w14 w15 w16se w16cid w16 w16cex w16sdtdh w16sdtfl w16du">
+<w:styles xmlns:r="http://schemas.openxmlformats.org/officeDocument/2006/relationships" xmlns:w="http://schemas.openxmlformats.org/wordprocessingml/2006/main">
   <w:docDefaults>
     <w:rPrDefault>
       <w:rPr>
+        <w:lang w:val="en-US" w:eastAsia="ko-KR" w:bidi="ar-SA"/>
         <w:rFonts w:asciiTheme="minorHAnsi" w:eastAsiaTheme="minorEastAsia" w:hAnsiTheme="minorHAnsi" w:cstheme="minorBidi"/>
-        <w:kern w:val="2"/>
         <w:sz w:val="22"/>
         <w:szCs w:val="24"/>
-        <w:lang w:val="en-US" w:eastAsia="ko-KR" w:bidi="ar-SA"/>
-        <w14:ligatures w14:val="standardContextual"/>
+        <w:kern w:val="2"/>
       </w:rPr>
     </w:rPrDefault>
     <w:pPrDefault>
@@ -949,22 +867,22 @@
     <w:lsdException w:name="index 7" w:semiHidden="1" w:unhideWhenUsed="1"/>
     <w:lsdException w:name="index 8" w:semiHidden="1" w:unhideWhenUsed="1"/>
     <w:lsdException w:name="index 9" w:semiHidden="1" w:unhideWhenUsed="1"/>
-    <w:lsdException w:name="toc 1" w:semiHidden="1" w:uiPriority="39" w:unhideWhenUsed="1"/>
-    <w:lsdException w:name="toc 2" w:semiHidden="1" w:uiPriority="39" w:unhideWhenUsed="1"/>
-    <w:lsdException w:name="toc 3" w:semiHidden="1" w:uiPriority="39" w:unhideWhenUsed="1"/>
-    <w:lsdException w:name="toc 4" w:semiHidden="1" w:uiPriority="39" w:unhideWhenUsed="1"/>
-    <w:lsdException w:name="toc 5" w:semiHidden="1" w:uiPriority="39" w:unhideWhenUsed="1"/>
-    <w:lsdException w:name="toc 6" w:semiHidden="1" w:uiPriority="39" w:unhideWhenUsed="1"/>
-    <w:lsdException w:name="toc 7" w:semiHidden="1" w:uiPriority="39" w:unhideWhenUsed="1"/>
-    <w:lsdException w:name="toc 8" w:semiHidden="1" w:uiPriority="39" w:unhideWhenUsed="1"/>
-    <w:lsdException w:name="toc 9" w:semiHidden="1" w:uiPriority="39" w:unhideWhenUsed="1"/>
+    <w:lsdException w:name="toc 1" w:semiHidden="1" w:uiPriority="57" w:unhideWhenUsed="1"/>
+    <w:lsdException w:name="toc 2" w:semiHidden="1" w:uiPriority="57" w:unhideWhenUsed="1"/>
+    <w:lsdException w:name="toc 3" w:semiHidden="1" w:uiPriority="57" w:unhideWhenUsed="1"/>
+    <w:lsdException w:name="toc 4" w:semiHidden="1" w:uiPriority="57" w:unhideWhenUsed="1"/>
+    <w:lsdException w:name="toc 5" w:semiHidden="1" w:uiPriority="57" w:unhideWhenUsed="1"/>
+    <w:lsdException w:name="toc 6" w:semiHidden="1" w:uiPriority="57" w:unhideWhenUsed="1"/>
+    <w:lsdException w:name="toc 7" w:semiHidden="1" w:uiPriority="57" w:unhideWhenUsed="1"/>
+    <w:lsdException w:name="toc 8" w:semiHidden="1" w:uiPriority="57" w:unhideWhenUsed="1"/>
+    <w:lsdException w:name="toc 9" w:semiHidden="1" w:uiPriority="57" w:unhideWhenUsed="1"/>
     <w:lsdException w:name="Normal Indent" w:semiHidden="1" w:unhideWhenUsed="1"/>
     <w:lsdException w:name="footnote text" w:semiHidden="1" w:unhideWhenUsed="1"/>
     <w:lsdException w:name="annotation text" w:semiHidden="1" w:unhideWhenUsed="1"/>
     <w:lsdException w:name="header" w:semiHidden="1" w:unhideWhenUsed="1"/>
     <w:lsdException w:name="footer" w:semiHidden="1" w:unhideWhenUsed="1"/>
     <w:lsdException w:name="index heading" w:semiHidden="1" w:unhideWhenUsed="1"/>
-    <w:lsdException w:name="caption" w:semiHidden="1" w:uiPriority="35" w:unhideWhenUsed="1" w:qFormat="1"/>
+    <w:lsdException w:name="caption" w:semiHidden="1" w:uiPriority="53" w:unhideWhenUsed="1" w:qFormat="1"/>
     <w:lsdException w:name="table of figures" w:semiHidden="1" w:unhideWhenUsed="1"/>
     <w:lsdException w:name="envelope address" w:semiHidden="1" w:unhideWhenUsed="1"/>
     <w:lsdException w:name="envelope return" w:semiHidden="1" w:unhideWhenUsed="1"/>
@@ -992,7 +910,7 @@
     <w:lsdException w:name="List Number 3" w:semiHidden="1" w:unhideWhenUsed="1"/>
     <w:lsdException w:name="List Number 4" w:semiHidden="1" w:unhideWhenUsed="1"/>
     <w:lsdException w:name="List Number 5" w:semiHidden="1" w:unhideWhenUsed="1"/>
-    <w:lsdException w:name="Title" w:uiPriority="10" w:qFormat="1"/>
+    <w:lsdException w:name="Title" w:uiPriority="16" w:qFormat="1"/>
     <w:lsdException w:name="Closing" w:semiHidden="1" w:unhideWhenUsed="1"/>
     <w:lsdException w:name="Signature" w:semiHidden="1" w:unhideWhenUsed="1"/>
     <w:lsdException w:name="Default Paragraph Font" w:semiHidden="1" w:uiPriority="1" w:unhideWhenUsed="1"/>
@@ -1004,7 +922,7 @@
     <w:lsdException w:name="List Continue 4" w:semiHidden="1" w:unhideWhenUsed="1"/>
     <w:lsdException w:name="List Continue 5" w:semiHidden="1" w:unhideWhenUsed="1"/>
     <w:lsdException w:name="Message Header" w:semiHidden="1" w:unhideWhenUsed="1"/>
-    <w:lsdException w:name="Subtitle" w:uiPriority="11" w:qFormat="1"/>
+    <w:lsdException w:name="Subtitle" w:uiPriority="17" w:qFormat="1"/>
     <w:lsdException w:name="Salutation" w:semiHidden="1" w:unhideWhenUsed="1"/>
     <w:lsdException w:name="Date" w:semiHidden="1" w:unhideWhenUsed="1"/>
     <w:lsdException w:name="Body Text First Indent" w:semiHidden="1" w:unhideWhenUsed="1"/>
@@ -1017,8 +935,8 @@
     <w:lsdException w:name="Block Text" w:semiHidden="1" w:unhideWhenUsed="1"/>
     <w:lsdException w:name="Hyperlink" w:semiHidden="1" w:unhideWhenUsed="1"/>
     <w:lsdException w:name="FollowedHyperlink" w:semiHidden="1" w:unhideWhenUsed="1"/>
-    <w:lsdException w:name="Strong" w:uiPriority="22" w:qFormat="1"/>
-    <w:lsdException w:name="Emphasis" w:uiPriority="20" w:qFormat="1"/>
+    <w:lsdException w:name="Strong" w:uiPriority="34" w:qFormat="1"/>
+    <w:lsdException w:name="Emphasis" w:uiPriority="32" w:qFormat="1"/>
     <w:lsdException w:name="Document Map" w:semiHidden="1" w:unhideWhenUsed="1"/>
     <w:lsdException w:name="Plain Text" w:semiHidden="1" w:unhideWhenUsed="1"/>
     <w:lsdException w:name="E-mail Signature" w:semiHidden="1" w:unhideWhenUsed="1"/>
@@ -1084,223 +1002,223 @@
     <w:lsdException w:name="Table Web 2" w:semiHidden="1" w:unhideWhenUsed="1"/>
     <w:lsdException w:name="Table Web 3" w:semiHidden="1" w:unhideWhenUsed="1"/>
     <w:lsdException w:name="Balloon Text" w:semiHidden="1" w:unhideWhenUsed="1"/>
-    <w:lsdException w:name="Table Grid" w:uiPriority="39"/>
+    <w:lsdException w:name="Table Grid" w:uiPriority="57"/>
     <w:lsdException w:name="Table Theme" w:semiHidden="1" w:unhideWhenUsed="1"/>
     <w:lsdException w:name="Placeholder Text" w:semiHidden="1"/>
     <w:lsdException w:name="No Spacing" w:uiPriority="1" w:qFormat="1"/>
-    <w:lsdException w:name="Light Shading" w:uiPriority="60"/>
-    <w:lsdException w:name="Light List" w:uiPriority="61"/>
-    <w:lsdException w:name="Light Grid" w:uiPriority="62"/>
-    <w:lsdException w:name="Medium Shading 1" w:uiPriority="63"/>
-    <w:lsdException w:name="Medium Shading 2" w:uiPriority="64"/>
-    <w:lsdException w:name="Medium List 1" w:uiPriority="65"/>
-    <w:lsdException w:name="Medium List 2" w:uiPriority="66"/>
-    <w:lsdException w:name="Medium Grid 1" w:uiPriority="67"/>
-    <w:lsdException w:name="Medium Grid 2" w:uiPriority="68"/>
-    <w:lsdException w:name="Medium Grid 3" w:uiPriority="69"/>
-    <w:lsdException w:name="Dark List" w:uiPriority="70"/>
-    <w:lsdException w:name="Colorful Shading" w:uiPriority="71"/>
-    <w:lsdException w:name="Colorful List" w:uiPriority="72"/>
-    <w:lsdException w:name="Colorful Grid" w:uiPriority="73"/>
-    <w:lsdException w:name="Light Shading Accent 1" w:uiPriority="60"/>
-    <w:lsdException w:name="Light List Accent 1" w:uiPriority="61"/>
-    <w:lsdException w:name="Light Grid Accent 1" w:uiPriority="62"/>
-    <w:lsdException w:name="Medium Shading 1 Accent 1" w:uiPriority="63"/>
-    <w:lsdException w:name="Medium Shading 2 Accent 1" w:uiPriority="64"/>
-    <w:lsdException w:name="Medium List 1 Accent 1" w:uiPriority="65"/>
+    <w:lsdException w:name="Light Shading" w:uiPriority="96"/>
+    <w:lsdException w:name="Light List" w:uiPriority="97"/>
+    <w:lsdException w:name="Light Grid" w:uiPriority="98"/>
+    <w:lsdException w:name="Medium Shading 1" w:uiPriority="99"/>
+    <w:lsdException w:name="Medium Shading 2" w:uiPriority="100"/>
+    <w:lsdException w:name="Medium List 1" w:uiPriority="101"/>
+    <w:lsdException w:name="Medium List 2" w:uiPriority="102"/>
+    <w:lsdException w:name="Medium Grid 1" w:uiPriority="103"/>
+    <w:lsdException w:name="Medium Grid 2" w:uiPriority="104"/>
+    <w:lsdException w:name="Medium Grid 3" w:uiPriority="105"/>
+    <w:lsdException w:name="Dark List" w:uiPriority="112"/>
+    <w:lsdException w:name="Colorful Shading" w:uiPriority="113"/>
+    <w:lsdException w:name="Colorful List" w:uiPriority="114"/>
+    <w:lsdException w:name="Colorful Grid" w:uiPriority="115"/>
+    <w:lsdException w:name="Light Shading Accent 1" w:uiPriority="96"/>
+    <w:lsdException w:name="Light List Accent 1" w:uiPriority="97"/>
+    <w:lsdException w:name="Light Grid Accent 1" w:uiPriority="98"/>
+    <w:lsdException w:name="Medium Shading 1 Accent 1" w:uiPriority="99"/>
+    <w:lsdException w:name="Medium Shading 2 Accent 1" w:uiPriority="100"/>
+    <w:lsdException w:name="Medium List 1 Accent 1" w:uiPriority="101"/>
     <w:lsdException w:name="Revision" w:semiHidden="1"/>
-    <w:lsdException w:name="List Paragraph" w:uiPriority="34" w:qFormat="1"/>
-    <w:lsdException w:name="Quote" w:uiPriority="29" w:qFormat="1"/>
-    <w:lsdException w:name="Intense Quote" w:uiPriority="30" w:qFormat="1"/>
-    <w:lsdException w:name="Medium List 2 Accent 1" w:uiPriority="66"/>
-    <w:lsdException w:name="Medium Grid 1 Accent 1" w:uiPriority="67"/>
-    <w:lsdException w:name="Medium Grid 2 Accent 1" w:uiPriority="68"/>
-    <w:lsdException w:name="Medium Grid 3 Accent 1" w:uiPriority="69"/>
-    <w:lsdException w:name="Dark List Accent 1" w:uiPriority="70"/>
-    <w:lsdException w:name="Colorful Shading Accent 1" w:uiPriority="71"/>
-    <w:lsdException w:name="Colorful List Accent 1" w:uiPriority="72"/>
-    <w:lsdException w:name="Colorful Grid Accent 1" w:uiPriority="73"/>
-    <w:lsdException w:name="Light Shading Accent 2" w:uiPriority="60"/>
-    <w:lsdException w:name="Light List Accent 2" w:uiPriority="61"/>
-    <w:lsdException w:name="Light Grid Accent 2" w:uiPriority="62"/>
-    <w:lsdException w:name="Medium Shading 1 Accent 2" w:uiPriority="63"/>
-    <w:lsdException w:name="Medium Shading 2 Accent 2" w:uiPriority="64"/>
-    <w:lsdException w:name="Medium List 1 Accent 2" w:uiPriority="65"/>
-    <w:lsdException w:name="Medium List 2 Accent 2" w:uiPriority="66"/>
-    <w:lsdException w:name="Medium Grid 1 Accent 2" w:uiPriority="67"/>
-    <w:lsdException w:name="Medium Grid 2 Accent 2" w:uiPriority="68"/>
-    <w:lsdException w:name="Medium Grid 3 Accent 2" w:uiPriority="69"/>
-    <w:lsdException w:name="Dark List Accent 2" w:uiPriority="70"/>
-    <w:lsdException w:name="Colorful Shading Accent 2" w:uiPriority="71"/>
-    <w:lsdException w:name="Colorful List Accent 2" w:uiPriority="72"/>
-    <w:lsdException w:name="Colorful Grid Accent 2" w:uiPriority="73"/>
-    <w:lsdException w:name="Light Shading Accent 3" w:uiPriority="60"/>
-    <w:lsdException w:name="Light List Accent 3" w:uiPriority="61"/>
-    <w:lsdException w:name="Light Grid Accent 3" w:uiPriority="62"/>
-    <w:lsdException w:name="Medium Shading 1 Accent 3" w:uiPriority="63"/>
-    <w:lsdException w:name="Medium Shading 2 Accent 3" w:uiPriority="64"/>
-    <w:lsdException w:name="Medium List 1 Accent 3" w:uiPriority="65"/>
-    <w:lsdException w:name="Medium List 2 Accent 3" w:uiPriority="66"/>
-    <w:lsdException w:name="Medium Grid 1 Accent 3" w:uiPriority="67"/>
-    <w:lsdException w:name="Medium Grid 2 Accent 3" w:uiPriority="68"/>
-    <w:lsdException w:name="Medium Grid 3 Accent 3" w:uiPriority="69"/>
-    <w:lsdException w:name="Dark List Accent 3" w:uiPriority="70"/>
-    <w:lsdException w:name="Colorful Shading Accent 3" w:uiPriority="71"/>
-    <w:lsdException w:name="Colorful List Accent 3" w:uiPriority="72"/>
-    <w:lsdException w:name="Colorful Grid Accent 3" w:uiPriority="73"/>
-    <w:lsdException w:name="Light Shading Accent 4" w:uiPriority="60"/>
-    <w:lsdException w:name="Light List Accent 4" w:uiPriority="61"/>
-    <w:lsdException w:name="Light Grid Accent 4" w:uiPriority="62"/>
-    <w:lsdException w:name="Medium Shading 1 Accent 4" w:uiPriority="63"/>
-    <w:lsdException w:name="Medium Shading 2 Accent 4" w:uiPriority="64"/>
-    <w:lsdException w:name="Medium List 1 Accent 4" w:uiPriority="65"/>
-    <w:lsdException w:name="Medium List 2 Accent 4" w:uiPriority="66"/>
-    <w:lsdException w:name="Medium Grid 1 Accent 4" w:uiPriority="67"/>
-    <w:lsdException w:name="Medium Grid 2 Accent 4" w:uiPriority="68"/>
-    <w:lsdException w:name="Medium Grid 3 Accent 4" w:uiPriority="69"/>
-    <w:lsdException w:name="Dark List Accent 4" w:uiPriority="70"/>
-    <w:lsdException w:name="Colorful Shading Accent 4" w:uiPriority="71"/>
-    <w:lsdException w:name="Colorful List Accent 4" w:uiPriority="72"/>
-    <w:lsdException w:name="Colorful Grid Accent 4" w:uiPriority="73"/>
-    <w:lsdException w:name="Light Shading Accent 5" w:uiPriority="60"/>
-    <w:lsdException w:name="Light List Accent 5" w:uiPriority="61"/>
-    <w:lsdException w:name="Light Grid Accent 5" w:uiPriority="62"/>
-    <w:lsdException w:name="Medium Shading 1 Accent 5" w:uiPriority="63"/>
-    <w:lsdException w:name="Medium Shading 2 Accent 5" w:uiPriority="64"/>
-    <w:lsdException w:name="Medium List 1 Accent 5" w:uiPriority="65"/>
-    <w:lsdException w:name="Medium List 2 Accent 5" w:uiPriority="66"/>
-    <w:lsdException w:name="Medium Grid 1 Accent 5" w:uiPriority="67"/>
-    <w:lsdException w:name="Medium Grid 2 Accent 5" w:uiPriority="68"/>
-    <w:lsdException w:name="Medium Grid 3 Accent 5" w:uiPriority="69"/>
-    <w:lsdException w:name="Dark List Accent 5" w:uiPriority="70"/>
-    <w:lsdException w:name="Colorful Shading Accent 5" w:uiPriority="71"/>
-    <w:lsdException w:name="Colorful List Accent 5" w:uiPriority="72"/>
-    <w:lsdException w:name="Colorful Grid Accent 5" w:uiPriority="73"/>
-    <w:lsdException w:name="Light Shading Accent 6" w:uiPriority="60"/>
-    <w:lsdException w:name="Light List Accent 6" w:uiPriority="61"/>
-    <w:lsdException w:name="Light Grid Accent 6" w:uiPriority="62"/>
-    <w:lsdException w:name="Medium Shading 1 Accent 6" w:uiPriority="63"/>
-    <w:lsdException w:name="Medium Shading 2 Accent 6" w:uiPriority="64"/>
-    <w:lsdException w:name="Medium List 1 Accent 6" w:uiPriority="65"/>
-    <w:lsdException w:name="Medium List 2 Accent 6" w:uiPriority="66"/>
-    <w:lsdException w:name="Medium Grid 1 Accent 6" w:uiPriority="67"/>
-    <w:lsdException w:name="Medium Grid 2 Accent 6" w:uiPriority="68"/>
-    <w:lsdException w:name="Medium Grid 3 Accent 6" w:uiPriority="69"/>
-    <w:lsdException w:name="Dark List Accent 6" w:uiPriority="70"/>
-    <w:lsdException w:name="Colorful Shading Accent 6" w:uiPriority="71"/>
-    <w:lsdException w:name="Colorful List Accent 6" w:uiPriority="72"/>
-    <w:lsdException w:name="Colorful Grid Accent 6" w:uiPriority="73"/>
-    <w:lsdException w:name="Subtle Emphasis" w:uiPriority="19" w:qFormat="1"/>
-    <w:lsdException w:name="Intense Emphasis" w:uiPriority="21" w:qFormat="1"/>
-    <w:lsdException w:name="Subtle Reference" w:uiPriority="31" w:qFormat="1"/>
-    <w:lsdException w:name="Intense Reference" w:uiPriority="32" w:qFormat="1"/>
-    <w:lsdException w:name="Book Title" w:uiPriority="33" w:qFormat="1"/>
-    <w:lsdException w:name="Bibliography" w:semiHidden="1" w:uiPriority="37" w:unhideWhenUsed="1"/>
-    <w:lsdException w:name="TOC Heading" w:semiHidden="1" w:uiPriority="39" w:unhideWhenUsed="1" w:qFormat="1"/>
-    <w:lsdException w:name="Plain Table 1" w:uiPriority="41"/>
-    <w:lsdException w:name="Plain Table 2" w:uiPriority="42"/>
-    <w:lsdException w:name="Plain Table 3" w:uiPriority="43"/>
-    <w:lsdException w:name="Plain Table 4" w:uiPriority="44"/>
-    <w:lsdException w:name="Plain Table 5" w:uiPriority="45"/>
-    <w:lsdException w:name="Grid Table Light" w:uiPriority="40"/>
-    <w:lsdException w:name="Grid Table 1 Light" w:uiPriority="46"/>
-    <w:lsdException w:name="Grid Table 2" w:uiPriority="47"/>
-    <w:lsdException w:name="Grid Table 3" w:uiPriority="48"/>
-    <w:lsdException w:name="Grid Table 4" w:uiPriority="49"/>
-    <w:lsdException w:name="Grid Table 5 Dark" w:uiPriority="50"/>
-    <w:lsdException w:name="Grid Table 6 Colorful" w:uiPriority="51"/>
-    <w:lsdException w:name="Grid Table 7 Colorful" w:uiPriority="52"/>
-    <w:lsdException w:name="Grid Table 1 Light Accent 1" w:uiPriority="46"/>
-    <w:lsdException w:name="Grid Table 2 Accent 1" w:uiPriority="47"/>
-    <w:lsdException w:name="Grid Table 3 Accent 1" w:uiPriority="48"/>
-    <w:lsdException w:name="Grid Table 4 Accent 1" w:uiPriority="49"/>
-    <w:lsdException w:name="Grid Table 5 Dark Accent 1" w:uiPriority="50"/>
-    <w:lsdException w:name="Grid Table 6 Colorful Accent 1" w:uiPriority="51"/>
-    <w:lsdException w:name="Grid Table 7 Colorful Accent 1" w:uiPriority="52"/>
-    <w:lsdException w:name="Grid Table 1 Light Accent 2" w:uiPriority="46"/>
-    <w:lsdException w:name="Grid Table 2 Accent 2" w:uiPriority="47"/>
-    <w:lsdException w:name="Grid Table 3 Accent 2" w:uiPriority="48"/>
-    <w:lsdException w:name="Grid Table 4 Accent 2" w:uiPriority="49"/>
-    <w:lsdException w:name="Grid Table 5 Dark Accent 2" w:uiPriority="50"/>
-    <w:lsdException w:name="Grid Table 6 Colorful Accent 2" w:uiPriority="51"/>
-    <w:lsdException w:name="Grid Table 7 Colorful Accent 2" w:uiPriority="52"/>
-    <w:lsdException w:name="Grid Table 1 Light Accent 3" w:uiPriority="46"/>
-    <w:lsdException w:name="Grid Table 2 Accent 3" w:uiPriority="47"/>
-    <w:lsdException w:name="Grid Table 3 Accent 3" w:uiPriority="48"/>
-    <w:lsdException w:name="Grid Table 4 Accent 3" w:uiPriority="49"/>
-    <w:lsdException w:name="Grid Table 5 Dark Accent 3" w:uiPriority="50"/>
-    <w:lsdException w:name="Grid Table 6 Colorful Accent 3" w:uiPriority="51"/>
-    <w:lsdException w:name="Grid Table 7 Colorful Accent 3" w:uiPriority="52"/>
-    <w:lsdException w:name="Grid Table 1 Light Accent 4" w:uiPriority="46"/>
-    <w:lsdException w:name="Grid Table 2 Accent 4" w:uiPriority="47"/>
-    <w:lsdException w:name="Grid Table 3 Accent 4" w:uiPriority="48"/>
-    <w:lsdException w:name="Grid Table 4 Accent 4" w:uiPriority="49"/>
-    <w:lsdException w:name="Grid Table 5 Dark Accent 4" w:uiPriority="50"/>
-    <w:lsdException w:name="Grid Table 6 Colorful Accent 4" w:uiPriority="51"/>
-    <w:lsdException w:name="Grid Table 7 Colorful Accent 4" w:uiPriority="52"/>
-    <w:lsdException w:name="Grid Table 1 Light Accent 5" w:uiPriority="46"/>
-    <w:lsdException w:name="Grid Table 2 Accent 5" w:uiPriority="47"/>
-    <w:lsdException w:name="Grid Table 3 Accent 5" w:uiPriority="48"/>
-    <w:lsdException w:name="Grid Table 4 Accent 5" w:uiPriority="49"/>
-    <w:lsdException w:name="Grid Table 5 Dark Accent 5" w:uiPriority="50"/>
-    <w:lsdException w:name="Grid Table 6 Colorful Accent 5" w:uiPriority="51"/>
-    <w:lsdException w:name="Grid Table 7 Colorful Accent 5" w:uiPriority="52"/>
-    <w:lsdException w:name="Grid Table 1 Light Accent 6" w:uiPriority="46"/>
-    <w:lsdException w:name="Grid Table 2 Accent 6" w:uiPriority="47"/>
-    <w:lsdException w:name="Grid Table 3 Accent 6" w:uiPriority="48"/>
-    <w:lsdException w:name="Grid Table 4 Accent 6" w:uiPriority="49"/>
-    <w:lsdException w:name="Grid Table 5 Dark Accent 6" w:uiPriority="50"/>
-    <w:lsdException w:name="Grid Table 6 Colorful Accent 6" w:uiPriority="51"/>
-    <w:lsdException w:name="Grid Table 7 Colorful Accent 6" w:uiPriority="52"/>
-    <w:lsdException w:name="List Table 1 Light" w:uiPriority="46"/>
-    <w:lsdException w:name="List Table 2" w:uiPriority="47"/>
-    <w:lsdException w:name="List Table 3" w:uiPriority="48"/>
-    <w:lsdException w:name="List Table 4" w:uiPriority="49"/>
-    <w:lsdException w:name="List Table 5 Dark" w:uiPriority="50"/>
-    <w:lsdException w:name="List Table 6 Colorful" w:uiPriority="51"/>
-    <w:lsdException w:name="List Table 7 Colorful" w:uiPriority="52"/>
-    <w:lsdException w:name="List Table 1 Light Accent 1" w:uiPriority="46"/>
-    <w:lsdException w:name="List Table 2 Accent 1" w:uiPriority="47"/>
-    <w:lsdException w:name="List Table 3 Accent 1" w:uiPriority="48"/>
-    <w:lsdException w:name="List Table 4 Accent 1" w:uiPriority="49"/>
-    <w:lsdException w:name="List Table 5 Dark Accent 1" w:uiPriority="50"/>
-    <w:lsdException w:name="List Table 6 Colorful Accent 1" w:uiPriority="51"/>
-    <w:lsdException w:name="List Table 7 Colorful Accent 1" w:uiPriority="52"/>
-    <w:lsdException w:name="List Table 1 Light Accent 2" w:uiPriority="46"/>
-    <w:lsdException w:name="List Table 2 Accent 2" w:uiPriority="47"/>
-    <w:lsdException w:name="List Table 3 Accent 2" w:uiPriority="48"/>
-    <w:lsdException w:name="List Table 4 Accent 2" w:uiPriority="49"/>
-    <w:lsdException w:name="List Table 5 Dark Accent 2" w:uiPriority="50"/>
-    <w:lsdException w:name="List Table 6 Colorful Accent 2" w:uiPriority="51"/>
-    <w:lsdException w:name="List Table 7 Colorful Accent 2" w:uiPriority="52"/>
-    <w:lsdException w:name="List Table 1 Light Accent 3" w:uiPriority="46"/>
-    <w:lsdException w:name="List Table 2 Accent 3" w:uiPriority="47"/>
-    <w:lsdException w:name="List Table 3 Accent 3" w:uiPriority="48"/>
-    <w:lsdException w:name="List Table 4 Accent 3" w:uiPriority="49"/>
-    <w:lsdException w:name="List Table 5 Dark Accent 3" w:uiPriority="50"/>
-    <w:lsdException w:name="List Table 6 Colorful Accent 3" w:uiPriority="51"/>
-    <w:lsdException w:name="List Table 7 Colorful Accent 3" w:uiPriority="52"/>
-    <w:lsdException w:name="List Table 1 Light Accent 4" w:uiPriority="46"/>
-    <w:lsdException w:name="List Table 2 Accent 4" w:uiPriority="47"/>
-    <w:lsdException w:name="List Table 3 Accent 4" w:uiPriority="48"/>
-    <w:lsdException w:name="List Table 4 Accent 4" w:uiPriority="49"/>
-    <w:lsdException w:name="List Table 5 Dark Accent 4" w:uiPriority="50"/>
-    <w:lsdException w:name="List Table 6 Colorful Accent 4" w:uiPriority="51"/>
-    <w:lsdException w:name="List Table 7 Colorful Accent 4" w:uiPriority="52"/>
-    <w:lsdException w:name="List Table 1 Light Accent 5" w:uiPriority="46"/>
-    <w:lsdException w:name="List Table 2 Accent 5" w:uiPriority="47"/>
-    <w:lsdException w:name="List Table 3 Accent 5" w:uiPriority="48"/>
-    <w:lsdException w:name="List Table 4 Accent 5" w:uiPriority="49"/>
-    <w:lsdException w:name="List Table 5 Dark Accent 5" w:uiPriority="50"/>
-    <w:lsdException w:name="List Table 6 Colorful Accent 5" w:uiPriority="51"/>
-    <w:lsdException w:name="List Table 7 Colorful Accent 5" w:uiPriority="52"/>
-    <w:lsdException w:name="List Table 1 Light Accent 6" w:uiPriority="46"/>
-    <w:lsdException w:name="List Table 2 Accent 6" w:uiPriority="47"/>
-    <w:lsdException w:name="List Table 3 Accent 6" w:uiPriority="48"/>
-    <w:lsdException w:name="List Table 4 Accent 6" w:uiPriority="49"/>
-    <w:lsdException w:name="List Table 5 Dark Accent 6" w:uiPriority="50"/>
-    <w:lsdException w:name="List Table 6 Colorful Accent 6" w:uiPriority="51"/>
-    <w:lsdException w:name="List Table 7 Colorful Accent 6" w:uiPriority="52"/>
+    <w:lsdException w:name="List Paragraph" w:uiPriority="52" w:qFormat="1"/>
+    <w:lsdException w:name="Quote" w:uiPriority="41" w:qFormat="1"/>
+    <w:lsdException w:name="Intense Quote" w:uiPriority="48" w:qFormat="1"/>
+    <w:lsdException w:name="Medium List 2 Accent 1" w:uiPriority="102"/>
+    <w:lsdException w:name="Medium Grid 1 Accent 1" w:uiPriority="103"/>
+    <w:lsdException w:name="Medium Grid 2 Accent 1" w:uiPriority="104"/>
+    <w:lsdException w:name="Medium Grid 3 Accent 1" w:uiPriority="105"/>
+    <w:lsdException w:name="Dark List Accent 1" w:uiPriority="112"/>
+    <w:lsdException w:name="Colorful Shading Accent 1" w:uiPriority="113"/>
+    <w:lsdException w:name="Colorful List Accent 1" w:uiPriority="114"/>
+    <w:lsdException w:name="Colorful Grid Accent 1" w:uiPriority="115"/>
+    <w:lsdException w:name="Light Shading Accent 2" w:uiPriority="96"/>
+    <w:lsdException w:name="Light List Accent 2" w:uiPriority="97"/>
+    <w:lsdException w:name="Light Grid Accent 2" w:uiPriority="98"/>
+    <w:lsdException w:name="Medium Shading 1 Accent 2" w:uiPriority="99"/>
+    <w:lsdException w:name="Medium Shading 2 Accent 2" w:uiPriority="100"/>
+    <w:lsdException w:name="Medium List 1 Accent 2" w:uiPriority="101"/>
+    <w:lsdException w:name="Medium List 2 Accent 2" w:uiPriority="102"/>
+    <w:lsdException w:name="Medium Grid 1 Accent 2" w:uiPriority="103"/>
+    <w:lsdException w:name="Medium Grid 2 Accent 2" w:uiPriority="104"/>
+    <w:lsdException w:name="Medium Grid 3 Accent 2" w:uiPriority="105"/>
+    <w:lsdException w:name="Dark List Accent 2" w:uiPriority="112"/>
+    <w:lsdException w:name="Colorful Shading Accent 2" w:uiPriority="113"/>
+    <w:lsdException w:name="Colorful List Accent 2" w:uiPriority="114"/>
+    <w:lsdException w:name="Colorful Grid Accent 2" w:uiPriority="115"/>
+    <w:lsdException w:name="Light Shading Accent 3" w:uiPriority="96"/>
+    <w:lsdException w:name="Light List Accent 3" w:uiPriority="97"/>
+    <w:lsdException w:name="Light Grid Accent 3" w:uiPriority="98"/>
+    <w:lsdException w:name="Medium Shading 1 Accent 3" w:uiPriority="99"/>
+    <w:lsdException w:name="Medium Shading 2 Accent 3" w:uiPriority="100"/>
+    <w:lsdException w:name="Medium List 1 Accent 3" w:uiPriority="101"/>
+    <w:lsdException w:name="Medium List 2 Accent 3" w:uiPriority="102"/>
+    <w:lsdException w:name="Medium Grid 1 Accent 3" w:uiPriority="103"/>
+    <w:lsdException w:name="Medium Grid 2 Accent 3" w:uiPriority="104"/>
+    <w:lsdException w:name="Medium Grid 3 Accent 3" w:uiPriority="105"/>
+    <w:lsdException w:name="Dark List Accent 3" w:uiPriority="112"/>
+    <w:lsdException w:name="Colorful Shading Accent 3" w:uiPriority="113"/>
+    <w:lsdException w:name="Colorful List Accent 3" w:uiPriority="114"/>
+    <w:lsdException w:name="Colorful Grid Accent 3" w:uiPriority="115"/>
+    <w:lsdException w:name="Light Shading Accent 4" w:uiPriority="96"/>
+    <w:lsdException w:name="Light List Accent 4" w:uiPriority="97"/>
+    <w:lsdException w:name="Light Grid Accent 4" w:uiPriority="98"/>
+    <w:lsdException w:name="Medium Shading 1 Accent 4" w:uiPriority="99"/>
+    <w:lsdException w:name="Medium Shading 2 Accent 4" w:uiPriority="100"/>
+    <w:lsdException w:name="Medium List 1 Accent 4" w:uiPriority="101"/>
+    <w:lsdException w:name="Medium List 2 Accent 4" w:uiPriority="102"/>
+    <w:lsdException w:name="Medium Grid 1 Accent 4" w:uiPriority="103"/>
+    <w:lsdException w:name="Medium Grid 2 Accent 4" w:uiPriority="104"/>
+    <w:lsdException w:name="Medium Grid 3 Accent 4" w:uiPriority="105"/>
+    <w:lsdException w:name="Dark List Accent 4" w:uiPriority="112"/>
+    <w:lsdException w:name="Colorful Shading Accent 4" w:uiPriority="113"/>
+    <w:lsdException w:name="Colorful List Accent 4" w:uiPriority="114"/>
+    <w:lsdException w:name="Colorful Grid Accent 4" w:uiPriority="115"/>
+    <w:lsdException w:name="Light Shading Accent 5" w:uiPriority="96"/>
+    <w:lsdException w:name="Light List Accent 5" w:uiPriority="97"/>
+    <w:lsdException w:name="Light Grid Accent 5" w:uiPriority="98"/>
+    <w:lsdException w:name="Medium Shading 1 Accent 5" w:uiPriority="99"/>
+    <w:lsdException w:name="Medium Shading 2 Accent 5" w:uiPriority="100"/>
+    <w:lsdException w:name="Medium List 1 Accent 5" w:uiPriority="101"/>
+    <w:lsdException w:name="Medium List 2 Accent 5" w:uiPriority="102"/>
+    <w:lsdException w:name="Medium Grid 1 Accent 5" w:uiPriority="103"/>
+    <w:lsdException w:name="Medium Grid 2 Accent 5" w:uiPriority="104"/>
+    <w:lsdException w:name="Medium Grid 3 Accent 5" w:uiPriority="105"/>
+    <w:lsdException w:name="Dark List Accent 5" w:uiPriority="112"/>
+    <w:lsdException w:name="Colorful Shading Accent 5" w:uiPriority="113"/>
+    <w:lsdException w:name="Colorful List Accent 5" w:uiPriority="114"/>
+    <w:lsdException w:name="Colorful Grid Accent 5" w:uiPriority="115"/>
+    <w:lsdException w:name="Light Shading Accent 6" w:uiPriority="96"/>
+    <w:lsdException w:name="Light List Accent 6" w:uiPriority="97"/>
+    <w:lsdException w:name="Light Grid Accent 6" w:uiPriority="98"/>
+    <w:lsdException w:name="Medium Shading 1 Accent 6" w:uiPriority="99"/>
+    <w:lsdException w:name="Medium Shading 2 Accent 6" w:uiPriority="100"/>
+    <w:lsdException w:name="Medium List 1 Accent 6" w:uiPriority="101"/>
+    <w:lsdException w:name="Medium List 2 Accent 6" w:uiPriority="102"/>
+    <w:lsdException w:name="Medium Grid 1 Accent 6" w:uiPriority="103"/>
+    <w:lsdException w:name="Medium Grid 2 Accent 6" w:uiPriority="104"/>
+    <w:lsdException w:name="Medium Grid 3 Accent 6" w:uiPriority="105"/>
+    <w:lsdException w:name="Dark List Accent 6" w:uiPriority="112"/>
+    <w:lsdException w:name="Colorful Shading Accent 6" w:uiPriority="113"/>
+    <w:lsdException w:name="Colorful List Accent 6" w:uiPriority="114"/>
+    <w:lsdException w:name="Colorful Grid Accent 6" w:uiPriority="115"/>
+    <w:lsdException w:name="Subtle Emphasis" w:uiPriority="25" w:qFormat="1"/>
+    <w:lsdException w:name="Intense Emphasis" w:uiPriority="33" w:qFormat="1"/>
+    <w:lsdException w:name="Subtle Reference" w:uiPriority="49" w:qFormat="1"/>
+    <w:lsdException w:name="Intense Reference" w:uiPriority="50" w:qFormat="1"/>
+    <w:lsdException w:name="Book Title" w:uiPriority="51" w:qFormat="1"/>
+    <w:lsdException w:name="Bibliography" w:semiHidden="1" w:uiPriority="55" w:unhideWhenUsed="1"/>
+    <w:lsdException w:name="TOC Heading" w:semiHidden="1" w:uiPriority="57" w:unhideWhenUsed="1" w:qFormat="1"/>
+    <w:lsdException w:name="Plain Table 1" w:uiPriority="65"/>
+    <w:lsdException w:name="Plain Table 2" w:uiPriority="66"/>
+    <w:lsdException w:name="Plain Table 3" w:uiPriority="67"/>
+    <w:lsdException w:name="Plain Table 4" w:uiPriority="68"/>
+    <w:lsdException w:name="Plain Table 5" w:uiPriority="69"/>
+    <w:lsdException w:name="Grid Table Light" w:uiPriority="64"/>
+    <w:lsdException w:name="Grid Table 1 Light" w:uiPriority="70"/>
+    <w:lsdException w:name="Grid Table 2" w:uiPriority="71"/>
+    <w:lsdException w:name="Grid Table 3" w:uiPriority="72"/>
+    <w:lsdException w:name="Grid Table 4" w:uiPriority="73"/>
+    <w:lsdException w:name="Grid Table 5 Dark" w:uiPriority="80"/>
+    <w:lsdException w:name="Grid Table 6 Colorful" w:uiPriority="81"/>
+    <w:lsdException w:name="Grid Table 7 Colorful" w:uiPriority="82"/>
+    <w:lsdException w:name="Grid Table 1 Light Accent 1" w:uiPriority="70"/>
+    <w:lsdException w:name="Grid Table 2 Accent 1" w:uiPriority="71"/>
+    <w:lsdException w:name="Grid Table 3 Accent 1" w:uiPriority="72"/>
+    <w:lsdException w:name="Grid Table 4 Accent 1" w:uiPriority="73"/>
+    <w:lsdException w:name="Grid Table 5 Dark Accent 1" w:uiPriority="80"/>
+    <w:lsdException w:name="Grid Table 6 Colorful Accent 1" w:uiPriority="81"/>
+    <w:lsdException w:name="Grid Table 7 Colorful Accent 1" w:uiPriority="82"/>
+    <w:lsdException w:name="Grid Table 1 Light Accent 2" w:uiPriority="70"/>
+    <w:lsdException w:name="Grid Table 2 Accent 2" w:uiPriority="71"/>
+    <w:lsdException w:name="Grid Table 3 Accent 2" w:uiPriority="72"/>
+    <w:lsdException w:name="Grid Table 4 Accent 2" w:uiPriority="73"/>
+    <w:lsdException w:name="Grid Table 5 Dark Accent 2" w:uiPriority="80"/>
+    <w:lsdException w:name="Grid Table 6 Colorful Accent 2" w:uiPriority="81"/>
+    <w:lsdException w:name="Grid Table 7 Colorful Accent 2" w:uiPriority="82"/>
+    <w:lsdException w:name="Grid Table 1 Light Accent 3" w:uiPriority="70"/>
+    <w:lsdException w:name="Grid Table 2 Accent 3" w:uiPriority="71"/>
+    <w:lsdException w:name="Grid Table 3 Accent 3" w:uiPriority="72"/>
+    <w:lsdException w:name="Grid Table 4 Accent 3" w:uiPriority="73"/>
+    <w:lsdException w:name="Grid Table 5 Dark Accent 3" w:uiPriority="80"/>
+    <w:lsdException w:name="Grid Table 6 Colorful Accent 3" w:uiPriority="81"/>
+    <w:lsdException w:name="Grid Table 7 Colorful Accent 3" w:uiPriority="82"/>
+    <w:lsdException w:name="Grid Table 1 Light Accent 4" w:uiPriority="70"/>
+    <w:lsdException w:name="Grid Table 2 Accent 4" w:uiPriority="71"/>
+    <w:lsdException w:name="Grid Table 3 Accent 4" w:uiPriority="72"/>
+    <w:lsdException w:name="Grid Table 4 Accent 4" w:uiPriority="73"/>
+    <w:lsdException w:name="Grid Table 5 Dark Accent 4" w:uiPriority="80"/>
+    <w:lsdException w:name="Grid Table 6 Colorful Accent 4" w:uiPriority="81"/>
+    <w:lsdException w:name="Grid Table 7 Colorful Accent 4" w:uiPriority="82"/>
+    <w:lsdException w:name="Grid Table 1 Light Accent 5" w:uiPriority="70"/>
+    <w:lsdException w:name="Grid Table 2 Accent 5" w:uiPriority="71"/>
+    <w:lsdException w:name="Grid Table 3 Accent 5" w:uiPriority="72"/>
+    <w:lsdException w:name="Grid Table 4 Accent 5" w:uiPriority="73"/>
+    <w:lsdException w:name="Grid Table 5 Dark Accent 5" w:uiPriority="80"/>
+    <w:lsdException w:name="Grid Table 6 Colorful Accent 5" w:uiPriority="81"/>
+    <w:lsdException w:name="Grid Table 7 Colorful Accent 5" w:uiPriority="82"/>
+    <w:lsdException w:name="Grid Table 1 Light Accent 6" w:uiPriority="70"/>
+    <w:lsdException w:name="Grid Table 2 Accent 6" w:uiPriority="71"/>
+    <w:lsdException w:name="Grid Table 3 Accent 6" w:uiPriority="72"/>
+    <w:lsdException w:name="Grid Table 4 Accent 6" w:uiPriority="73"/>
+    <w:lsdException w:name="Grid Table 5 Dark Accent 6" w:uiPriority="80"/>
+    <w:lsdException w:name="Grid Table 6 Colorful Accent 6" w:uiPriority="81"/>
+    <w:lsdException w:name="Grid Table 7 Colorful Accent 6" w:uiPriority="82"/>
+    <w:lsdException w:name="List Table 1 Light" w:uiPriority="70"/>
+    <w:lsdException w:name="List Table 2" w:uiPriority="71"/>
+    <w:lsdException w:name="List Table 3" w:uiPriority="72"/>
+    <w:lsdException w:name="List Table 4" w:uiPriority="73"/>
+    <w:lsdException w:name="List Table 5 Dark" w:uiPriority="80"/>
+    <w:lsdException w:name="List Table 6 Colorful" w:uiPriority="81"/>
+    <w:lsdException w:name="List Table 7 Colorful" w:uiPriority="82"/>
+    <w:lsdException w:name="List Table 1 Light Accent 1" w:uiPriority="70"/>
+    <w:lsdException w:name="List Table 2 Accent 1" w:uiPriority="71"/>
+    <w:lsdException w:name="List Table 3 Accent 1" w:uiPriority="72"/>
+    <w:lsdException w:name="List Table 4 Accent 1" w:uiPriority="73"/>
+    <w:lsdException w:name="List Table 5 Dark Accent 1" w:uiPriority="80"/>
+    <w:lsdException w:name="List Table 6 Colorful Accent 1" w:uiPriority="81"/>
+    <w:lsdException w:name="List Table 7 Colorful Accent 1" w:uiPriority="82"/>
+    <w:lsdException w:name="List Table 1 Light Accent 2" w:uiPriority="70"/>
+    <w:lsdException w:name="List Table 2 Accent 2" w:uiPriority="71"/>
+    <w:lsdException w:name="List Table 3 Accent 2" w:uiPriority="72"/>
+    <w:lsdException w:name="List Table 4 Accent 2" w:uiPriority="73"/>
+    <w:lsdException w:name="List Table 5 Dark Accent 2" w:uiPriority="80"/>
+    <w:lsdException w:name="List Table 6 Colorful Accent 2" w:uiPriority="81"/>
+    <w:lsdException w:name="List Table 7 Colorful Accent 2" w:uiPriority="82"/>
+    <w:lsdException w:name="List Table 1 Light Accent 3" w:uiPriority="70"/>
+    <w:lsdException w:name="List Table 2 Accent 3" w:uiPriority="71"/>
+    <w:lsdException w:name="List Table 3 Accent 3" w:uiPriority="72"/>
+    <w:lsdException w:name="List Table 4 Accent 3" w:uiPriority="73"/>
+    <w:lsdException w:name="List Table 5 Dark Accent 3" w:uiPriority="80"/>
+    <w:lsdException w:name="List Table 6 Colorful Accent 3" w:uiPriority="81"/>
+    <w:lsdException w:name="List Table 7 Colorful Accent 3" w:uiPriority="82"/>
+    <w:lsdException w:name="List Table 1 Light Accent 4" w:uiPriority="70"/>
+    <w:lsdException w:name="List Table 2 Accent 4" w:uiPriority="71"/>
+    <w:lsdException w:name="List Table 3 Accent 4" w:uiPriority="72"/>
+    <w:lsdException w:name="List Table 4 Accent 4" w:uiPriority="73"/>
+    <w:lsdException w:name="List Table 5 Dark Accent 4" w:uiPriority="80"/>
+    <w:lsdException w:name="List Table 6 Colorful Accent 4" w:uiPriority="81"/>
+    <w:lsdException w:name="List Table 7 Colorful Accent 4" w:uiPriority="82"/>
+    <w:lsdException w:name="List Table 1 Light Accent 5" w:uiPriority="70"/>
+    <w:lsdException w:name="List Table 2 Accent 5" w:uiPriority="71"/>
+    <w:lsdException w:name="List Table 3 Accent 5" w:uiPriority="72"/>
+    <w:lsdException w:name="List Table 4 Accent 5" w:uiPriority="73"/>
+    <w:lsdException w:name="List Table 5 Dark Accent 5" w:uiPriority="80"/>
+    <w:lsdException w:name="List Table 6 Colorful Accent 5" w:uiPriority="81"/>
+    <w:lsdException w:name="List Table 7 Colorful Accent 5" w:uiPriority="82"/>
+    <w:lsdException w:name="List Table 1 Light Accent 6" w:uiPriority="70"/>
+    <w:lsdException w:name="List Table 2 Accent 6" w:uiPriority="71"/>
+    <w:lsdException w:name="List Table 3 Accent 6" w:uiPriority="72"/>
+    <w:lsdException w:name="List Table 4 Accent 6" w:uiPriority="73"/>
+    <w:lsdException w:name="List Table 5 Dark Accent 6" w:uiPriority="80"/>
+    <w:lsdException w:name="List Table 6 Colorful Accent 6" w:uiPriority="81"/>
+    <w:lsdException w:name="List Table 7 Colorful Accent 6" w:uiPriority="82"/>
     <w:lsdException w:name="Mention" w:semiHidden="1" w:unhideWhenUsed="1"/>
     <w:lsdException w:name="Smart Hyperlink" w:semiHidden="1" w:unhideWhenUsed="1"/>
     <w:lsdException w:name="Hashtag" w:semiHidden="1" w:unhideWhenUsed="1"/>
@@ -1311,207 +1229,198 @@
     <w:name w:val="Normal"/>
     <w:qFormat/>
     <w:pPr>
-      <w:widowControl w:val="0"/>
-      <w:wordWrap w:val="0"/>
-      <w:autoSpaceDE w:val="0"/>
-      <w:autoSpaceDN w:val="0"/>
+      <w:autoSpaceDE w:val="off"/>
+      <w:autoSpaceDN w:val="off"/>
+      <w:widowControl w:val="off"/>
+      <w:wordWrap w:val="off"/>
     </w:pPr>
   </w:style>
   <w:style w:type="paragraph" w:styleId="1">
     <w:name w:val="heading 1"/>
+    <w:uiPriority w:val="9"/>
     <w:basedOn w:val="a"/>
     <w:next w:val="a"/>
     <w:link w:val="1Char"/>
-    <w:uiPriority w:val="9"/>
     <w:qFormat/>
-    <w:rsid w:val="00175D50"/>
     <w:pPr>
       <w:keepNext/>
       <w:keepLines/>
-      <w:spacing w:before="280" w:after="80"/>
       <w:outlineLvl w:val="0"/>
+      <w:spacing w:after="80" w:before="280"/>
     </w:pPr>
     <w:rPr>
       <w:rFonts w:asciiTheme="majorHAnsi" w:eastAsiaTheme="majorEastAsia" w:hAnsiTheme="majorHAnsi" w:cstheme="majorBidi"/>
-      <w:color w:val="000000" w:themeColor="text1"/>
+      <w:color w:val="000000"/>
       <w:sz w:val="32"/>
       <w:szCs w:val="32"/>
     </w:rPr>
   </w:style>
   <w:style w:type="paragraph" w:styleId="2">
     <w:name w:val="heading 2"/>
+    <w:uiPriority w:val="9"/>
     <w:basedOn w:val="a"/>
     <w:next w:val="a"/>
     <w:link w:val="2Char"/>
-    <w:uiPriority w:val="9"/>
+    <w:qFormat/>
     <w:semiHidden/>
     <w:unhideWhenUsed/>
-    <w:qFormat/>
-    <w:rsid w:val="00175D50"/>
     <w:pPr>
       <w:keepNext/>
       <w:keepLines/>
-      <w:spacing w:before="160" w:after="80"/>
       <w:outlineLvl w:val="1"/>
+      <w:spacing w:after="80" w:before="160"/>
     </w:pPr>
     <w:rPr>
       <w:rFonts w:asciiTheme="majorHAnsi" w:eastAsiaTheme="majorEastAsia" w:hAnsiTheme="majorHAnsi" w:cstheme="majorBidi"/>
-      <w:color w:val="000000" w:themeColor="text1"/>
+      <w:color w:val="000000"/>
       <w:sz w:val="28"/>
       <w:szCs w:val="28"/>
     </w:rPr>
   </w:style>
   <w:style w:type="paragraph" w:styleId="3">
     <w:name w:val="heading 3"/>
+    <w:uiPriority w:val="9"/>
     <w:basedOn w:val="a"/>
     <w:next w:val="a"/>
     <w:link w:val="3Char"/>
-    <w:uiPriority w:val="9"/>
+    <w:qFormat/>
     <w:semiHidden/>
     <w:unhideWhenUsed/>
-    <w:qFormat/>
-    <w:rsid w:val="00175D50"/>
     <w:pPr>
       <w:keepNext/>
       <w:keepLines/>
-      <w:spacing w:before="160" w:after="80"/>
       <w:outlineLvl w:val="2"/>
+      <w:spacing w:after="80" w:before="160"/>
     </w:pPr>
     <w:rPr>
       <w:rFonts w:asciiTheme="majorHAnsi" w:eastAsiaTheme="majorEastAsia" w:hAnsiTheme="majorHAnsi" w:cstheme="majorBidi"/>
-      <w:color w:val="000000" w:themeColor="text1"/>
+      <w:color w:val="000000"/>
       <w:sz w:val="24"/>
     </w:rPr>
   </w:style>
   <w:style w:type="paragraph" w:styleId="4">
     <w:name w:val="heading 4"/>
+    <w:uiPriority w:val="9"/>
     <w:basedOn w:val="a"/>
     <w:next w:val="a"/>
     <w:link w:val="4Char"/>
-    <w:uiPriority w:val="9"/>
+    <w:qFormat/>
     <w:semiHidden/>
     <w:unhideWhenUsed/>
-    <w:qFormat/>
-    <w:rsid w:val="00175D50"/>
     <w:pPr>
       <w:keepNext/>
       <w:keepLines/>
-      <w:spacing w:before="80" w:after="40"/>
       <w:outlineLvl w:val="3"/>
+      <w:spacing w:after="40" w:before="80"/>
     </w:pPr>
     <w:rPr>
       <w:rFonts w:asciiTheme="majorHAnsi" w:eastAsiaTheme="majorEastAsia" w:hAnsiTheme="majorHAnsi" w:cstheme="majorBidi"/>
-      <w:color w:val="000000" w:themeColor="text1"/>
+      <w:color w:val="000000"/>
     </w:rPr>
   </w:style>
   <w:style w:type="paragraph" w:styleId="5">
     <w:name w:val="heading 5"/>
+    <w:uiPriority w:val="9"/>
     <w:basedOn w:val="a"/>
     <w:next w:val="a"/>
     <w:link w:val="5Char"/>
-    <w:uiPriority w:val="9"/>
+    <w:qFormat/>
     <w:semiHidden/>
     <w:unhideWhenUsed/>
-    <w:qFormat/>
-    <w:rsid w:val="00175D50"/>
     <w:pPr>
+      <w:ind w:leftChars="100" w:left="100"/>
       <w:keepNext/>
       <w:keepLines/>
-      <w:spacing w:before="80" w:after="40"/>
-      <w:ind w:leftChars="100" w:left="100"/>
       <w:outlineLvl w:val="4"/>
+      <w:spacing w:after="40" w:before="80"/>
     </w:pPr>
     <w:rPr>
       <w:rFonts w:asciiTheme="majorHAnsi" w:eastAsiaTheme="majorEastAsia" w:hAnsiTheme="majorHAnsi" w:cstheme="majorBidi"/>
-      <w:color w:val="000000" w:themeColor="text1"/>
+      <w:color w:val="000000"/>
     </w:rPr>
   </w:style>
   <w:style w:type="paragraph" w:styleId="6">
     <w:name w:val="heading 6"/>
+    <w:uiPriority w:val="9"/>
     <w:basedOn w:val="a"/>
     <w:next w:val="a"/>
     <w:link w:val="6Char"/>
-    <w:uiPriority w:val="9"/>
+    <w:qFormat/>
     <w:semiHidden/>
     <w:unhideWhenUsed/>
-    <w:qFormat/>
-    <w:rsid w:val="00175D50"/>
     <w:pPr>
+      <w:ind w:leftChars="200" w:left="200"/>
       <w:keepNext/>
       <w:keepLines/>
-      <w:spacing w:before="80" w:after="40"/>
-      <w:ind w:leftChars="200" w:left="200"/>
       <w:outlineLvl w:val="5"/>
+      <w:spacing w:after="40" w:before="80"/>
     </w:pPr>
     <w:rPr>
       <w:rFonts w:asciiTheme="majorHAnsi" w:eastAsiaTheme="majorEastAsia" w:hAnsiTheme="majorHAnsi" w:cstheme="majorBidi"/>
-      <w:color w:val="000000" w:themeColor="text1"/>
+      <w:color w:val="000000"/>
     </w:rPr>
   </w:style>
   <w:style w:type="paragraph" w:styleId="7">
     <w:name w:val="heading 7"/>
+    <w:uiPriority w:val="9"/>
     <w:basedOn w:val="a"/>
     <w:next w:val="a"/>
     <w:link w:val="7Char"/>
-    <w:uiPriority w:val="9"/>
+    <w:qFormat/>
     <w:semiHidden/>
     <w:unhideWhenUsed/>
-    <w:qFormat/>
-    <w:rsid w:val="00175D50"/>
     <w:pPr>
+      <w:ind w:leftChars="300" w:left="300"/>
       <w:keepNext/>
       <w:keepLines/>
-      <w:spacing w:before="80" w:after="40"/>
-      <w:ind w:leftChars="300" w:left="300"/>
       <w:outlineLvl w:val="6"/>
+      <w:spacing w:after="40" w:before="80"/>
     </w:pPr>
     <w:rPr>
       <w:rFonts w:asciiTheme="majorHAnsi" w:eastAsiaTheme="majorEastAsia" w:hAnsiTheme="majorHAnsi" w:cstheme="majorBidi"/>
-      <w:color w:val="000000" w:themeColor="text1"/>
+      <w:color w:val="000000"/>
     </w:rPr>
   </w:style>
   <w:style w:type="paragraph" w:styleId="8">
     <w:name w:val="heading 8"/>
+    <w:uiPriority w:val="9"/>
     <w:basedOn w:val="a"/>
     <w:next w:val="a"/>
     <w:link w:val="8Char"/>
-    <w:uiPriority w:val="9"/>
+    <w:qFormat/>
     <w:semiHidden/>
     <w:unhideWhenUsed/>
-    <w:qFormat/>
-    <w:rsid w:val="00175D50"/>
     <w:pPr>
+      <w:ind w:leftChars="400" w:left="400"/>
       <w:keepNext/>
       <w:keepLines/>
-      <w:spacing w:before="80" w:after="40"/>
-      <w:ind w:leftChars="400" w:left="400"/>
       <w:outlineLvl w:val="7"/>
+      <w:spacing w:after="40" w:before="80"/>
     </w:pPr>
     <w:rPr>
       <w:rFonts w:asciiTheme="majorHAnsi" w:eastAsiaTheme="majorEastAsia" w:hAnsiTheme="majorHAnsi" w:cstheme="majorBidi"/>
-      <w:color w:val="000000" w:themeColor="text1"/>
+      <w:color w:val="000000"/>
     </w:rPr>
   </w:style>
   <w:style w:type="paragraph" w:styleId="9">
     <w:name w:val="heading 9"/>
+    <w:uiPriority w:val="9"/>
     <w:basedOn w:val="a"/>
     <w:next w:val="a"/>
     <w:link w:val="9Char"/>
-    <w:uiPriority w:val="9"/>
+    <w:qFormat/>
     <w:semiHidden/>
     <w:unhideWhenUsed/>
-    <w:qFormat/>
-    <w:rsid w:val="00175D50"/>
     <w:pPr>
+      <w:ind w:leftChars="500" w:left="500"/>
       <w:keepNext/>
       <w:keepLines/>
-      <w:spacing w:before="80" w:after="40"/>
-      <w:ind w:leftChars="500" w:left="500"/>
       <w:outlineLvl w:val="8"/>
+      <w:spacing w:after="40" w:before="80"/>
     </w:pPr>
     <w:rPr>
       <w:rFonts w:asciiTheme="majorHAnsi" w:eastAsiaTheme="majorEastAsia" w:hAnsiTheme="majorHAnsi" w:cstheme="majorBidi"/>
-      <w:color w:val="000000" w:themeColor="text1"/>
+      <w:color w:val="000000"/>
     </w:rPr>
   </w:style>
   <w:style w:type="character" w:default="1" w:styleId="a0">
@@ -1543,223 +1452,207 @@
   </w:style>
   <w:style w:type="character" w:customStyle="1" w:styleId="1Char">
     <w:name w:val="제목 1 Char"/>
+    <w:uiPriority w:val="9"/>
     <w:basedOn w:val="a0"/>
     <w:link w:val="1"/>
-    <w:uiPriority w:val="9"/>
-    <w:rsid w:val="00175D50"/>
-    <w:rPr>
-      <w:rFonts w:asciiTheme="majorHAnsi" w:eastAsiaTheme="majorEastAsia" w:hAnsiTheme="majorHAnsi" w:cstheme="majorBidi"/>
-      <w:color w:val="000000" w:themeColor="text1"/>
+    <w:rPr>
+      <w:rFonts w:asciiTheme="majorHAnsi" w:eastAsiaTheme="majorEastAsia" w:hAnsiTheme="majorHAnsi" w:cstheme="majorBidi"/>
+      <w:color w:val="000000"/>
       <w:sz w:val="32"/>
       <w:szCs w:val="32"/>
     </w:rPr>
   </w:style>
   <w:style w:type="character" w:customStyle="1" w:styleId="2Char">
     <w:name w:val="제목 2 Char"/>
+    <w:uiPriority w:val="9"/>
     <w:basedOn w:val="a0"/>
     <w:link w:val="2"/>
-    <w:uiPriority w:val="9"/>
     <w:semiHidden/>
-    <w:rsid w:val="00175D50"/>
-    <w:rPr>
-      <w:rFonts w:asciiTheme="majorHAnsi" w:eastAsiaTheme="majorEastAsia" w:hAnsiTheme="majorHAnsi" w:cstheme="majorBidi"/>
-      <w:color w:val="000000" w:themeColor="text1"/>
+    <w:rPr>
+      <w:rFonts w:asciiTheme="majorHAnsi" w:eastAsiaTheme="majorEastAsia" w:hAnsiTheme="majorHAnsi" w:cstheme="majorBidi"/>
+      <w:color w:val="000000"/>
       <w:sz w:val="28"/>
       <w:szCs w:val="28"/>
     </w:rPr>
   </w:style>
   <w:style w:type="character" w:customStyle="1" w:styleId="3Char">
     <w:name w:val="제목 3 Char"/>
+    <w:uiPriority w:val="9"/>
     <w:basedOn w:val="a0"/>
     <w:link w:val="3"/>
-    <w:uiPriority w:val="9"/>
     <w:semiHidden/>
-    <w:rsid w:val="00175D50"/>
-    <w:rPr>
-      <w:rFonts w:asciiTheme="majorHAnsi" w:eastAsiaTheme="majorEastAsia" w:hAnsiTheme="majorHAnsi" w:cstheme="majorBidi"/>
-      <w:color w:val="000000" w:themeColor="text1"/>
+    <w:rPr>
+      <w:rFonts w:asciiTheme="majorHAnsi" w:eastAsiaTheme="majorEastAsia" w:hAnsiTheme="majorHAnsi" w:cstheme="majorBidi"/>
+      <w:color w:val="000000"/>
       <w:sz w:val="24"/>
     </w:rPr>
   </w:style>
   <w:style w:type="character" w:customStyle="1" w:styleId="4Char">
     <w:name w:val="제목 4 Char"/>
+    <w:uiPriority w:val="9"/>
     <w:basedOn w:val="a0"/>
     <w:link w:val="4"/>
-    <w:uiPriority w:val="9"/>
     <w:semiHidden/>
-    <w:rsid w:val="00175D50"/>
-    <w:rPr>
-      <w:rFonts w:asciiTheme="majorHAnsi" w:eastAsiaTheme="majorEastAsia" w:hAnsiTheme="majorHAnsi" w:cstheme="majorBidi"/>
-      <w:color w:val="000000" w:themeColor="text1"/>
+    <w:rPr>
+      <w:rFonts w:asciiTheme="majorHAnsi" w:eastAsiaTheme="majorEastAsia" w:hAnsiTheme="majorHAnsi" w:cstheme="majorBidi"/>
+      <w:color w:val="000000"/>
     </w:rPr>
   </w:style>
   <w:style w:type="character" w:customStyle="1" w:styleId="5Char">
     <w:name w:val="제목 5 Char"/>
+    <w:uiPriority w:val="9"/>
     <w:basedOn w:val="a0"/>
     <w:link w:val="5"/>
-    <w:uiPriority w:val="9"/>
     <w:semiHidden/>
-    <w:rsid w:val="00175D50"/>
-    <w:rPr>
-      <w:rFonts w:asciiTheme="majorHAnsi" w:eastAsiaTheme="majorEastAsia" w:hAnsiTheme="majorHAnsi" w:cstheme="majorBidi"/>
-      <w:color w:val="000000" w:themeColor="text1"/>
+    <w:rPr>
+      <w:rFonts w:asciiTheme="majorHAnsi" w:eastAsiaTheme="majorEastAsia" w:hAnsiTheme="majorHAnsi" w:cstheme="majorBidi"/>
+      <w:color w:val="000000"/>
     </w:rPr>
   </w:style>
   <w:style w:type="character" w:customStyle="1" w:styleId="6Char">
     <w:name w:val="제목 6 Char"/>
+    <w:uiPriority w:val="9"/>
     <w:basedOn w:val="a0"/>
     <w:link w:val="6"/>
-    <w:uiPriority w:val="9"/>
     <w:semiHidden/>
-    <w:rsid w:val="00175D50"/>
-    <w:rPr>
-      <w:rFonts w:asciiTheme="majorHAnsi" w:eastAsiaTheme="majorEastAsia" w:hAnsiTheme="majorHAnsi" w:cstheme="majorBidi"/>
-      <w:color w:val="000000" w:themeColor="text1"/>
+    <w:rPr>
+      <w:rFonts w:asciiTheme="majorHAnsi" w:eastAsiaTheme="majorEastAsia" w:hAnsiTheme="majorHAnsi" w:cstheme="majorBidi"/>
+      <w:color w:val="000000"/>
     </w:rPr>
   </w:style>
   <w:style w:type="character" w:customStyle="1" w:styleId="7Char">
     <w:name w:val="제목 7 Char"/>
+    <w:uiPriority w:val="9"/>
     <w:basedOn w:val="a0"/>
     <w:link w:val="7"/>
-    <w:uiPriority w:val="9"/>
     <w:semiHidden/>
-    <w:rsid w:val="00175D50"/>
-    <w:rPr>
-      <w:rFonts w:asciiTheme="majorHAnsi" w:eastAsiaTheme="majorEastAsia" w:hAnsiTheme="majorHAnsi" w:cstheme="majorBidi"/>
-      <w:color w:val="000000" w:themeColor="text1"/>
+    <w:rPr>
+      <w:rFonts w:asciiTheme="majorHAnsi" w:eastAsiaTheme="majorEastAsia" w:hAnsiTheme="majorHAnsi" w:cstheme="majorBidi"/>
+      <w:color w:val="000000"/>
     </w:rPr>
   </w:style>
   <w:style w:type="character" w:customStyle="1" w:styleId="8Char">
     <w:name w:val="제목 8 Char"/>
+    <w:uiPriority w:val="9"/>
     <w:basedOn w:val="a0"/>
     <w:link w:val="8"/>
-    <w:uiPriority w:val="9"/>
     <w:semiHidden/>
-    <w:rsid w:val="00175D50"/>
-    <w:rPr>
-      <w:rFonts w:asciiTheme="majorHAnsi" w:eastAsiaTheme="majorEastAsia" w:hAnsiTheme="majorHAnsi" w:cstheme="majorBidi"/>
-      <w:color w:val="000000" w:themeColor="text1"/>
+    <w:rPr>
+      <w:rFonts w:asciiTheme="majorHAnsi" w:eastAsiaTheme="majorEastAsia" w:hAnsiTheme="majorHAnsi" w:cstheme="majorBidi"/>
+      <w:color w:val="000000"/>
     </w:rPr>
   </w:style>
   <w:style w:type="character" w:customStyle="1" w:styleId="9Char">
     <w:name w:val="제목 9 Char"/>
+    <w:uiPriority w:val="9"/>
     <w:basedOn w:val="a0"/>
     <w:link w:val="9"/>
-    <w:uiPriority w:val="9"/>
     <w:semiHidden/>
-    <w:rsid w:val="00175D50"/>
-    <w:rPr>
-      <w:rFonts w:asciiTheme="majorHAnsi" w:eastAsiaTheme="majorEastAsia" w:hAnsiTheme="majorHAnsi" w:cstheme="majorBidi"/>
-      <w:color w:val="000000" w:themeColor="text1"/>
+    <w:rPr>
+      <w:rFonts w:asciiTheme="majorHAnsi" w:eastAsiaTheme="majorEastAsia" w:hAnsiTheme="majorHAnsi" w:cstheme="majorBidi"/>
+      <w:color w:val="000000"/>
     </w:rPr>
   </w:style>
   <w:style w:type="paragraph" w:styleId="a3">
     <w:name w:val="Title"/>
+    <w:uiPriority w:val="10"/>
     <w:basedOn w:val="a"/>
     <w:next w:val="a"/>
     <w:link w:val="Char"/>
-    <w:uiPriority w:val="10"/>
     <w:qFormat/>
-    <w:rsid w:val="00175D50"/>
     <w:pPr>
-      <w:spacing w:after="80"/>
       <w:contextualSpacing/>
       <w:jc w:val="center"/>
+      <w:spacing w:after="80"/>
     </w:pPr>
     <w:rPr>
       <w:rFonts w:asciiTheme="majorHAnsi" w:eastAsiaTheme="majorEastAsia" w:hAnsiTheme="majorHAnsi" w:cstheme="majorBidi"/>
-      <w:spacing w:val="-10"/>
-      <w:kern w:val="28"/>
       <w:sz w:val="56"/>
       <w:szCs w:val="56"/>
+      <w:kern w:val="28"/>
+      <w:spacing w:val="-10"/>
     </w:rPr>
   </w:style>
   <w:style w:type="character" w:customStyle="1" w:styleId="Char">
     <w:name w:val="제목 Char"/>
+    <w:uiPriority w:val="10"/>
     <w:basedOn w:val="a0"/>
     <w:link w:val="a3"/>
-    <w:uiPriority w:val="10"/>
-    <w:rsid w:val="00175D50"/>
-    <w:rPr>
-      <w:rFonts w:asciiTheme="majorHAnsi" w:eastAsiaTheme="majorEastAsia" w:hAnsiTheme="majorHAnsi" w:cstheme="majorBidi"/>
-      <w:spacing w:val="-10"/>
-      <w:kern w:val="28"/>
+    <w:rPr>
+      <w:rFonts w:asciiTheme="majorHAnsi" w:eastAsiaTheme="majorEastAsia" w:hAnsiTheme="majorHAnsi" w:cstheme="majorBidi"/>
       <w:sz w:val="56"/>
       <w:szCs w:val="56"/>
+      <w:kern w:val="28"/>
+      <w:spacing w:val="-10"/>
     </w:rPr>
   </w:style>
   <w:style w:type="paragraph" w:styleId="a4">
     <w:name w:val="Subtitle"/>
+    <w:uiPriority w:val="11"/>
     <w:basedOn w:val="a"/>
     <w:next w:val="a"/>
     <w:link w:val="Char0"/>
-    <w:uiPriority w:val="11"/>
     <w:qFormat/>
-    <w:rsid w:val="00175D50"/>
     <w:pPr>
+      <w:jc w:val="center"/>
       <w:numPr>
         <w:ilvl w:val="1"/>
       </w:numPr>
-      <w:jc w:val="center"/>
     </w:pPr>
     <w:rPr>
       <w:rFonts w:asciiTheme="majorHAnsi" w:eastAsiaTheme="majorEastAsia" w:hAnsiTheme="majorHAnsi" w:cstheme="majorBidi"/>
-      <w:color w:val="595959" w:themeColor="text1" w:themeTint="A6"/>
-      <w:spacing w:val="15"/>
+      <w:color w:val="595959"/>
       <w:sz w:val="28"/>
       <w:szCs w:val="28"/>
+      <w:spacing w:val="15"/>
     </w:rPr>
   </w:style>
   <w:style w:type="character" w:customStyle="1" w:styleId="Char0">
     <w:name w:val="부제 Char"/>
+    <w:uiPriority w:val="11"/>
     <w:basedOn w:val="a0"/>
     <w:link w:val="a4"/>
-    <w:uiPriority w:val="11"/>
-    <w:rsid w:val="00175D50"/>
-    <w:rPr>
-      <w:rFonts w:asciiTheme="majorHAnsi" w:eastAsiaTheme="majorEastAsia" w:hAnsiTheme="majorHAnsi" w:cstheme="majorBidi"/>
-      <w:color w:val="595959" w:themeColor="text1" w:themeTint="A6"/>
-      <w:spacing w:val="15"/>
+    <w:rPr>
+      <w:rFonts w:asciiTheme="majorHAnsi" w:eastAsiaTheme="majorEastAsia" w:hAnsiTheme="majorHAnsi" w:cstheme="majorBidi"/>
+      <w:color w:val="595959"/>
       <w:sz w:val="28"/>
       <w:szCs w:val="28"/>
+      <w:spacing w:val="15"/>
     </w:rPr>
   </w:style>
   <w:style w:type="paragraph" w:styleId="a5">
     <w:name w:val="Quote"/>
+    <w:uiPriority w:val="29"/>
     <w:basedOn w:val="a"/>
     <w:next w:val="a"/>
     <w:link w:val="Char1"/>
-    <w:uiPriority w:val="29"/>
     <w:qFormat/>
-    <w:rsid w:val="00175D50"/>
     <w:pPr>
+      <w:jc w:val="center"/>
       <w:spacing w:before="160"/>
-      <w:jc w:val="center"/>
     </w:pPr>
     <w:rPr>
       <w:i/>
       <w:iCs/>
-      <w:color w:val="404040" w:themeColor="text1" w:themeTint="BF"/>
+      <w:color w:val="3F3F3F"/>
     </w:rPr>
   </w:style>
   <w:style w:type="character" w:customStyle="1" w:styleId="Char1">
     <w:name w:val="인용 Char"/>
+    <w:uiPriority w:val="29"/>
     <w:basedOn w:val="a0"/>
     <w:link w:val="a5"/>
-    <w:uiPriority w:val="29"/>
-    <w:rsid w:val="00175D50"/>
     <w:rPr>
       <w:i/>
       <w:iCs/>
-      <w:color w:val="404040" w:themeColor="text1" w:themeTint="BF"/>
+      <w:color w:val="3F3F3F"/>
     </w:rPr>
   </w:style>
   <w:style w:type="paragraph" w:styleId="a6">
     <w:name w:val="List Paragraph"/>
+    <w:uiPriority w:val="34"/>
     <w:basedOn w:val="a"/>
-    <w:uiPriority w:val="34"/>
     <w:qFormat/>
-    <w:rsid w:val="00175D50"/>
     <w:pPr>
       <w:ind w:left="720"/>
       <w:contextualSpacing/>
@@ -1767,70 +1660,65 @@
   </w:style>
   <w:style w:type="character" w:styleId="a7">
     <w:name w:val="Intense Emphasis"/>
+    <w:uiPriority w:val="21"/>
     <w:basedOn w:val="a0"/>
-    <w:uiPriority w:val="21"/>
     <w:qFormat/>
-    <w:rsid w:val="00175D50"/>
     <w:rPr>
       <w:i/>
       <w:iCs/>
-      <w:color w:val="0F4761" w:themeColor="accent1" w:themeShade="BF"/>
+      <w:color w:val="104861"/>
     </w:rPr>
   </w:style>
   <w:style w:type="paragraph" w:styleId="a8">
     <w:name w:val="Intense Quote"/>
+    <w:uiPriority w:val="30"/>
     <w:basedOn w:val="a"/>
     <w:next w:val="a"/>
     <w:link w:val="Char2"/>
-    <w:uiPriority w:val="30"/>
     <w:qFormat/>
-    <w:rsid w:val="00175D50"/>
     <w:pPr>
-      <w:pBdr>
-        <w:top w:val="single" w:sz="4" w:space="10" w:color="0F4761" w:themeColor="accent1" w:themeShade="BF"/>
-        <w:bottom w:val="single" w:sz="4" w:space="10" w:color="0F4761" w:themeColor="accent1" w:themeShade="BF"/>
-      </w:pBdr>
-      <w:spacing w:before="360" w:after="360"/>
       <w:ind w:left="864" w:right="864"/>
       <w:jc w:val="center"/>
+      <w:pBdr>
+        <w:top w:val="single" w:sz="4" w:space="10" w:color="104861" w:themeColor="accent1" w:themeShade="bf"/>
+        <w:bottom w:val="single" w:sz="4" w:space="10" w:color="104861" w:themeColor="accent1" w:themeShade="bf"/>
+      </w:pBdr>
+      <w:spacing w:after="360" w:before="360"/>
     </w:pPr>
     <w:rPr>
       <w:i/>
       <w:iCs/>
-      <w:color w:val="0F4761" w:themeColor="accent1" w:themeShade="BF"/>
+      <w:color w:val="104861"/>
     </w:rPr>
   </w:style>
   <w:style w:type="character" w:customStyle="1" w:styleId="Char2">
     <w:name w:val="강한 인용 Char"/>
+    <w:uiPriority w:val="30"/>
     <w:basedOn w:val="a0"/>
     <w:link w:val="a8"/>
-    <w:uiPriority w:val="30"/>
-    <w:rsid w:val="00175D50"/>
     <w:rPr>
       <w:i/>
       <w:iCs/>
-      <w:color w:val="0F4761" w:themeColor="accent1" w:themeShade="BF"/>
+      <w:color w:val="104861"/>
     </w:rPr>
   </w:style>
   <w:style w:type="character" w:styleId="a9">
     <w:name w:val="Intense Reference"/>
+    <w:uiPriority w:val="32"/>
     <w:basedOn w:val="a0"/>
-    <w:uiPriority w:val="32"/>
     <w:qFormat/>
-    <w:rsid w:val="00175D50"/>
     <w:rPr>
       <w:b/>
       <w:bCs/>
       <w:smallCaps/>
-      <w:color w:val="0F4761" w:themeColor="accent1" w:themeShade="BF"/>
+      <w:color w:val="104861"/>
       <w:spacing w:val="5"/>
     </w:rPr>
   </w:style>
   <w:style w:type="table" w:styleId="aa">
     <w:name w:val="Table Grid"/>
+    <w:uiPriority w:val="39"/>
     <w:basedOn w:val="a1"/>
-    <w:uiPriority w:val="39"/>
-    <w:rsid w:val="00175D50"/>
     <w:pPr>
       <w:spacing w:after="0"/>
     </w:pPr>
@@ -1847,47 +1735,43 @@
   </w:style>
   <w:style w:type="paragraph" w:styleId="ab">
     <w:name w:val="header"/>
+    <w:uiPriority w:val="99"/>
     <w:basedOn w:val="a"/>
     <w:link w:val="Char3"/>
-    <w:uiPriority w:val="99"/>
     <w:unhideWhenUsed/>
-    <w:rsid w:val="00341936"/>
     <w:pPr>
+      <w:snapToGrid w:val="0"/>
       <w:tabs>
         <w:tab w:val="center" w:pos="4513"/>
         <w:tab w:val="right" w:pos="9026"/>
       </w:tabs>
-      <w:snapToGrid w:val="0"/>
     </w:pPr>
   </w:style>
   <w:style w:type="character" w:customStyle="1" w:styleId="Char3">
     <w:name w:val="머리글 Char"/>
+    <w:uiPriority w:val="99"/>
     <w:basedOn w:val="a0"/>
     <w:link w:val="ab"/>
-    <w:uiPriority w:val="99"/>
-    <w:rsid w:val="00341936"/>
   </w:style>
   <w:style w:type="paragraph" w:styleId="ac">
     <w:name w:val="footer"/>
+    <w:uiPriority w:val="99"/>
     <w:basedOn w:val="a"/>
     <w:link w:val="Char4"/>
-    <w:uiPriority w:val="99"/>
     <w:unhideWhenUsed/>
-    <w:rsid w:val="00341936"/>
     <w:pPr>
+      <w:snapToGrid w:val="0"/>
       <w:tabs>
         <w:tab w:val="center" w:pos="4513"/>
         <w:tab w:val="right" w:pos="9026"/>
       </w:tabs>
-      <w:snapToGrid w:val="0"/>
     </w:pPr>
   </w:style>
   <w:style w:type="character" w:customStyle="1" w:styleId="Char4">
     <w:name w:val="바닥글 Char"/>
+    <w:uiPriority w:val="99"/>
     <w:basedOn w:val="a0"/>
     <w:link w:val="ac"/>
-    <w:uiPriority w:val="99"/>
-    <w:rsid w:val="00341936"/>
   </w:style>
 </w:styles>
 </file>
@@ -1935,7 +1819,7 @@
     </a:clrScheme>
     <a:fontScheme name="Office">
       <a:majorFont>
-        <a:latin typeface="맑은 고딕" panose="02110004020202020204"/>
+        <a:latin typeface="맑은 고딕"/>
         <a:ea typeface=""/>
         <a:cs typeface=""/>
         <a:font script="Jpan" typeface="游ゴシック Light"/>
@@ -1968,26 +1852,10 @@
         <a:font script="Viet" typeface="Times New Roman"/>
         <a:font script="Uigh" typeface="Microsoft Uighur"/>
         <a:font script="Geor" typeface="Sylfaen"/>
-        <a:font script="Armn" typeface="Arial"/>
-        <a:font script="Bugi" typeface="Leelawadee UI"/>
-        <a:font script="Bopo" typeface="Microsoft JhengHei"/>
-        <a:font script="Java" typeface="Javanese Text"/>
-        <a:font script="Lisu" typeface="Segoe UI"/>
         <a:font script="Mymr" typeface="Myanmar Text"/>
-        <a:font script="Nkoo" typeface="Ebrima"/>
-        <a:font script="Olck" typeface="Nirmala UI"/>
-        <a:font script="Osma" typeface="Ebrima"/>
-        <a:font script="Phag" typeface="Phagspa"/>
-        <a:font script="Syrn" typeface="Estrangelo Edessa"/>
-        <a:font script="Syrj" typeface="Estrangelo Edessa"/>
-        <a:font script="Syre" typeface="Estrangelo Edessa"/>
-        <a:font script="Sora" typeface="Nirmala UI"/>
-        <a:font script="Tale" typeface="Microsoft Tai Le"/>
-        <a:font script="Talu" typeface="Microsoft New Tai Lue"/>
-        <a:font script="Tfng" typeface="Ebrima"/>
       </a:majorFont>
       <a:minorFont>
-        <a:latin typeface="맑은 고딕" panose="02110004020202020204"/>
+        <a:latin typeface="맑은 고딕"/>
         <a:ea typeface=""/>
         <a:cs typeface=""/>
         <a:font script="Jpan" typeface="游明朝"/>
@@ -2020,23 +1888,7 @@
         <a:font script="Viet" typeface="Arial"/>
         <a:font script="Uigh" typeface="Microsoft Uighur"/>
         <a:font script="Geor" typeface="Sylfaen"/>
-        <a:font script="Armn" typeface="Arial"/>
-        <a:font script="Bugi" typeface="Leelawadee UI"/>
-        <a:font script="Bopo" typeface="Microsoft JhengHei"/>
-        <a:font script="Java" typeface="Javanese Text"/>
-        <a:font script="Lisu" typeface="Segoe UI"/>
         <a:font script="Mymr" typeface="Myanmar Text"/>
-        <a:font script="Nkoo" typeface="Ebrima"/>
-        <a:font script="Olck" typeface="Nirmala UI"/>
-        <a:font script="Osma" typeface="Ebrima"/>
-        <a:font script="Phag" typeface="Phagspa"/>
-        <a:font script="Syrn" typeface="Estrangelo Edessa"/>
-        <a:font script="Syrj" typeface="Estrangelo Edessa"/>
-        <a:font script="Syre" typeface="Estrangelo Edessa"/>
-        <a:font script="Sora" typeface="Nirmala UI"/>
-        <a:font script="Tale" typeface="Microsoft Tai Le"/>
-        <a:font script="Talu" typeface="Microsoft New Tai Lue"/>
-        <a:font script="Tfng" typeface="Ebrima"/>
       </a:minorFont>
     </a:fontScheme>
     <a:fmtScheme name="Office">
@@ -2048,161 +1900,162 @@
           <a:gsLst>
             <a:gs pos="0">
               <a:schemeClr val="phClr">
-                <a:lumMod val="110000"/>
-                <a:satMod val="105000"/>
-                <a:tint val="67000"/>
+                <a:tint val="50000"/>
+                <a:satMod val="300000"/>
               </a:schemeClr>
             </a:gs>
-            <a:gs pos="50000">
+            <a:gs pos="35000">
               <a:schemeClr val="phClr">
-                <a:lumMod val="105000"/>
-                <a:satMod val="103000"/>
-                <a:tint val="73000"/>
+                <a:tint val="37000"/>
+                <a:satMod val="300000"/>
               </a:schemeClr>
             </a:gs>
             <a:gs pos="100000">
               <a:schemeClr val="phClr">
-                <a:lumMod val="105000"/>
-                <a:satMod val="109000"/>
-                <a:tint val="81000"/>
+                <a:tint val="15000"/>
+                <a:satMod val="350000"/>
               </a:schemeClr>
             </a:gs>
           </a:gsLst>
-          <a:lin ang="5400000" scaled="0"/>
+          <a:lin ang="16200000" scaled="1"/>
         </a:gradFill>
         <a:gradFill rotWithShape="1">
           <a:gsLst>
             <a:gs pos="0">
               <a:schemeClr val="phClr">
-                <a:satMod val="103000"/>
-                <a:lumMod val="102000"/>
-                <a:tint val="94000"/>
+                <a:shade val="51000"/>
+                <a:satMod val="130000"/>
               </a:schemeClr>
             </a:gs>
-            <a:gs pos="50000">
+            <a:gs pos="80000">
               <a:schemeClr val="phClr">
-                <a:satMod val="110000"/>
-                <a:lumMod val="100000"/>
-                <a:shade val="100000"/>
+                <a:shade val="93000"/>
+                <a:satMod val="130000"/>
               </a:schemeClr>
             </a:gs>
             <a:gs pos="100000">
               <a:schemeClr val="phClr">
-                <a:lumMod val="99000"/>
-                <a:satMod val="120000"/>
-                <a:shade val="78000"/>
+                <a:shade val="94000"/>
+                <a:satMod val="135000"/>
               </a:schemeClr>
             </a:gs>
           </a:gsLst>
-          <a:lin ang="5400000" scaled="0"/>
+          <a:lin ang="16200000" scaled="0"/>
         </a:gradFill>
       </a:fillStyleLst>
       <a:lnStyleLst>
-        <a:ln w="12700" cap="flat" cmpd="sng" algn="ctr">
+        <a:ln w="12700">
           <a:solidFill>
             <a:schemeClr val="phClr"/>
           </a:solidFill>
-          <a:prstDash val="solid"/>
           <a:miter lim="800000"/>
         </a:ln>
-        <a:ln w="19050" cap="flat" cmpd="sng" algn="ctr">
+        <a:ln w="19050">
           <a:solidFill>
             <a:schemeClr val="phClr"/>
           </a:solidFill>
-          <a:prstDash val="solid"/>
           <a:miter lim="800000"/>
         </a:ln>
-        <a:ln w="25400" cap="flat" cmpd="sng" algn="ctr">
+        <a:ln w="25400">
           <a:solidFill>
             <a:schemeClr val="phClr"/>
           </a:solidFill>
-          <a:prstDash val="solid"/>
           <a:miter lim="800000"/>
         </a:ln>
       </a:lnStyleLst>
       <a:effectStyleLst>
         <a:effectStyle>
-          <a:effectLst/>
-        </a:effectStyle>
-        <a:effectStyle>
-          <a:effectLst/>
+          <a:effectLst>
+            <a:outerShdw blurRad="40000" dist="20000" dir="5400000" rotWithShape="0">
+              <a:srgbClr val="000000">
+                <a:alpha val="38000"/>
+              </a:srgbClr>
+            </a:outerShdw>
+          </a:effectLst>
         </a:effectStyle>
         <a:effectStyle>
           <a:effectLst>
-            <a:outerShdw blurRad="57150" dist="19050" dir="5400000" algn="ctr" rotWithShape="0">
+            <a:outerShdw blurRad="40000" dist="23000" dir="5400000" rotWithShape="0">
               <a:srgbClr val="000000">
-                <a:alpha val="63000"/>
+                <a:alpha val="35000"/>
               </a:srgbClr>
             </a:outerShdw>
           </a:effectLst>
+        </a:effectStyle>
+        <a:effectStyle>
+          <a:effectLst>
+            <a:outerShdw blurRad="40000" dist="23000" dir="5400000" rotWithShape="0">
+              <a:srgbClr val="000000">
+                <a:alpha val="35000"/>
+              </a:srgbClr>
+            </a:outerShdw>
+          </a:effectLst>
+          <a:scene3d>
+            <a:camera prst="orthographicFront">
+              <a:rot lat="0" lon="0" rev="0"/>
+            </a:camera>
+            <a:lightRig rig="threePt" dir="t">
+              <a:rot lat="0" lon="0" rev="1200000"/>
+            </a:lightRig>
+          </a:scene3d>
+          <a:sp3d>
+            <a:bevelT w="63500" h="25400"/>
+          </a:sp3d>
         </a:effectStyle>
       </a:effectStyleLst>
       <a:bgFillStyleLst>
         <a:solidFill>
           <a:schemeClr val="phClr"/>
         </a:solidFill>
-        <a:solidFill>
-          <a:schemeClr val="phClr">
-            <a:tint val="95000"/>
-            <a:satMod val="170000"/>
-          </a:schemeClr>
-        </a:solidFill>
         <a:gradFill rotWithShape="1">
           <a:gsLst>
             <a:gs pos="0">
               <a:schemeClr val="phClr">
-                <a:tint val="93000"/>
-                <a:satMod val="150000"/>
-                <a:shade val="98000"/>
-                <a:lumMod val="102000"/>
+                <a:tint val="40000"/>
+                <a:satMod val="350000"/>
               </a:schemeClr>
             </a:gs>
-            <a:gs pos="50000">
+            <a:gs pos="40000">
               <a:schemeClr val="phClr">
-                <a:tint val="98000"/>
-                <a:satMod val="130000"/>
-                <a:shade val="90000"/>
-                <a:lumMod val="103000"/>
+                <a:tint val="45000"/>
+                <a:shade val="99000"/>
+                <a:satMod val="350000"/>
               </a:schemeClr>
             </a:gs>
             <a:gs pos="100000">
               <a:schemeClr val="phClr">
-                <a:shade val="63000"/>
-                <a:satMod val="120000"/>
+                <a:shade val="20000"/>
+                <a:satMod val="255000"/>
               </a:schemeClr>
             </a:gs>
           </a:gsLst>
-          <a:lin ang="5400000" scaled="0"/>
+          <a:path path="circle">
+            <a:fillToRect l="50000" t="-80000" r="50000" b="180000"/>
+          </a:path>
+        </a:gradFill>
+        <a:gradFill rotWithShape="1">
+          <a:gsLst>
+            <a:gs pos="0">
+              <a:schemeClr val="phClr">
+                <a:tint val="80000"/>
+                <a:satMod val="300000"/>
+              </a:schemeClr>
+            </a:gs>
+            <a:gs pos="100000">
+              <a:schemeClr val="phClr">
+                <a:shade val="30000"/>
+                <a:satMod val="200000"/>
+              </a:schemeClr>
+            </a:gs>
+          </a:gsLst>
+          <a:path path="circle">
+            <a:fillToRect l="50000" t="50000" r="50000" b="50000"/>
+          </a:path>
         </a:gradFill>
       </a:bgFillStyleLst>
     </a:fmtScheme>
   </a:themeElements>
-  <a:objectDefaults>
-    <a:lnDef>
-      <a:spPr/>
-      <a:bodyPr/>
-      <a:lstStyle/>
-      <a:style>
-        <a:lnRef idx="2">
-          <a:schemeClr val="accent1"/>
-        </a:lnRef>
-        <a:fillRef idx="0">
-          <a:schemeClr val="accent1"/>
-        </a:fillRef>
-        <a:effectRef idx="1">
-          <a:schemeClr val="accent1"/>
-        </a:effectRef>
-        <a:fontRef idx="minor">
-          <a:schemeClr val="tx1"/>
-        </a:fontRef>
-      </a:style>
-    </a:lnDef>
-  </a:objectDefaults>
+  <a:objectDefaults/>
   <a:extraClrSchemeLst/>
-  <a:extLst>
-    <a:ext uri="{05A4C25C-085E-4340-85A3-A5531E510DB2}">
-      <thm15:themeFamily xmlns:thm15="http://schemas.microsoft.com/office/thememl/2012/main" name="Office Theme" id="{2E142A2C-CD16-42D6-873A-C26D2A0506FA}" vid="{1BDDFF52-6CD6-40A5-AB3C-68EB2F1E4D0A}"/>
-    </a:ext>
-  </a:extLst>
 </a:theme>
 </file>
--- a/작업일지/39주차.docx
+++ b/작업일지/39주차.docx
@@ -1,6 +1,6 @@
 
 <file path=word/document.xml><?xml version="1.0" encoding="utf-8"?>
-<w:document xmlns:wpc="http://schemas.microsoft.com/office/word/2010/wordprocessingCanvas" xmlns:mc="http://schemas.openxmlformats.org/markup-compatibility/2006" xmlns:o="urn:schemas-microsoft-com:office:office" xmlns:r="http://schemas.openxmlformats.org/officeDocument/2006/relationships" xmlns:m="http://schemas.openxmlformats.org/officeDocument/2006/math" xmlns:v="urn:schemas-microsoft-com:vml" xmlns:wp14="http://schemas.microsoft.com/office/word/2010/wordprocessingDrawing" xmlns:wp="http://schemas.openxmlformats.org/drawingml/2006/wordprocessingDrawing" xmlns:w10="urn:schemas-microsoft-com:office:word" xmlns:w="http://schemas.openxmlformats.org/wordprocessingml/2006/main" xmlns:w14="http://schemas.microsoft.com/office/word/2010/wordml" xmlns:w15="http://schemas.microsoft.com/office/word/2012/wordml" xmlns:wpg="http://schemas.microsoft.com/office/word/2010/wordprocessingGroup" xmlns:wpi="http://schemas.microsoft.com/office/word/2010/wordprocessingInk" xmlns:wne="http://schemas.microsoft.com/office/word/2006/wordml" xmlns:wps="http://schemas.microsoft.com/office/word/2010/wordprocessingShape">
+<w:document xmlns:wpc="http://schemas.microsoft.com/office/word/2010/wordprocessingCanvas" xmlns:cx="http://schemas.microsoft.com/office/drawing/2014/chartex" xmlns:cx1="http://schemas.microsoft.com/office/drawing/2015/9/8/chartex" xmlns:cx2="http://schemas.microsoft.com/office/drawing/2015/10/21/chartex" xmlns:cx3="http://schemas.microsoft.com/office/drawing/2016/5/9/chartex" xmlns:cx4="http://schemas.microsoft.com/office/drawing/2016/5/10/chartex" xmlns:cx5="http://schemas.microsoft.com/office/drawing/2016/5/11/chartex" xmlns:cx6="http://schemas.microsoft.com/office/drawing/2016/5/12/chartex" xmlns:cx7="http://schemas.microsoft.com/office/drawing/2016/5/13/chartex" xmlns:cx8="http://schemas.microsoft.com/office/drawing/2016/5/14/chartex" xmlns:mc="http://schemas.openxmlformats.org/markup-compatibility/2006" xmlns:aink="http://schemas.microsoft.com/office/drawing/2016/ink" xmlns:am3d="http://schemas.microsoft.com/office/drawing/2017/model3d" xmlns:o="urn:schemas-microsoft-com:office:office" xmlns:oel="http://schemas.microsoft.com/office/2019/extlst" xmlns:r="http://schemas.openxmlformats.org/officeDocument/2006/relationships" xmlns:m="http://schemas.openxmlformats.org/officeDocument/2006/math" xmlns:v="urn:schemas-microsoft-com:vml" xmlns:wp14="http://schemas.microsoft.com/office/word/2010/wordprocessingDrawing" xmlns:wp="http://schemas.openxmlformats.org/drawingml/2006/wordprocessingDrawing" xmlns:w10="urn:schemas-microsoft-com:office:word" xmlns:w="http://schemas.openxmlformats.org/wordprocessingml/2006/main" xmlns:w14="http://schemas.microsoft.com/office/word/2010/wordml" xmlns:w15="http://schemas.microsoft.com/office/word/2012/wordml" xmlns:w16cex="http://schemas.microsoft.com/office/word/2018/wordml/cex" xmlns:w16cid="http://schemas.microsoft.com/office/word/2016/wordml/cid" xmlns:w16="http://schemas.microsoft.com/office/word/2018/wordml" xmlns:w16du="http://schemas.microsoft.com/office/word/2023/wordml/word16du" xmlns:w16sdtdh="http://schemas.microsoft.com/office/word/2020/wordml/sdtdatahash" xmlns:w16sdtfl="http://schemas.microsoft.com/office/word/2024/wordml/sdtformatlock" xmlns:w16se="http://schemas.microsoft.com/office/word/2015/wordml/symex" xmlns:wpg="http://schemas.microsoft.com/office/word/2010/wordprocessingGroup" xmlns:wpi="http://schemas.microsoft.com/office/word/2010/wordprocessingInk" xmlns:wne="http://schemas.microsoft.com/office/word/2006/wordml" xmlns:wps="http://schemas.microsoft.com/office/word/2010/wordprocessingShape" mc:Ignorable="w14 w15 w16se w16cid w16 w16cex w16sdtdh w16sdtfl w16du wp14">
   <w:body>
     <w:p>
       <w:pPr>
@@ -20,67 +20,7 @@
           <w:sz w:val="24"/>
           <w:szCs w:val="28"/>
         </w:rPr>
-        <w:t>[</w:t>
-      </w:r>
-      <w:r>
-        <w:rPr>
-          <w:rFonts w:asciiTheme="majorEastAsia" w:eastAsiaTheme="majorEastAsia" w:hAnsiTheme="majorEastAsia"/>
-          <w:b/>
-          <w:bCs/>
-          <w:sz w:val="24"/>
-          <w:szCs w:val="28"/>
-        </w:rPr>
-        <w:t>202</w:t>
-      </w:r>
-      <w:r>
-        <w:rPr>
-          <w:rFonts w:asciiTheme="majorEastAsia" w:eastAsiaTheme="majorEastAsia" w:hAnsiTheme="majorEastAsia"/>
-          <w:b/>
-          <w:bCs/>
-          <w:sz w:val="24"/>
-          <w:szCs w:val="28"/>
-        </w:rPr>
-        <w:t>6</w:t>
-      </w:r>
-      <w:r>
-        <w:rPr>
-          <w:rFonts w:asciiTheme="majorEastAsia" w:eastAsiaTheme="majorEastAsia" w:hAnsiTheme="majorEastAsia"/>
-          <w:b/>
-          <w:bCs/>
-          <w:sz w:val="24"/>
-          <w:szCs w:val="28"/>
-        </w:rPr>
-        <w:t xml:space="preserve">년 </w:t>
-      </w:r>
-      <w:r>
-        <w:rPr>
-          <w:rFonts w:asciiTheme="majorEastAsia" w:eastAsiaTheme="majorEastAsia" w:hAnsiTheme="majorEastAsia"/>
-          <w:b/>
-          <w:bCs/>
-          <w:sz w:val="24"/>
-          <w:szCs w:val="28"/>
-        </w:rPr>
-        <w:t>종합설계</w:t>
-      </w:r>
-      <w:r>
-        <w:rPr>
-          <w:rFonts w:asciiTheme="majorEastAsia" w:eastAsiaTheme="majorEastAsia" w:hAnsiTheme="majorEastAsia"/>
-          <w:b/>
-          <w:bCs/>
-          <w:sz w:val="24"/>
-          <w:szCs w:val="28"/>
-        </w:rPr>
-        <w:t>1</w:t>
-      </w:r>
-      <w:r>
-        <w:rPr>
-          <w:rFonts w:asciiTheme="majorEastAsia" w:eastAsiaTheme="majorEastAsia" w:hAnsiTheme="majorEastAsia"/>
-          <w:b/>
-          <w:bCs/>
-          <w:sz w:val="24"/>
-          <w:szCs w:val="28"/>
-        </w:rPr>
-        <w:t>]</w:t>
+        <w:t>[2026년 종합설계1]</w:t>
       </w:r>
     </w:p>
     <w:tbl>
@@ -127,10 +67,6 @@
               <w:jc w:val="center"/>
             </w:pPr>
             <w:r>
-              <w:rPr>
-                <w:lang w:eastAsia="ko-KR"/>
-                <w:rtl w:val="off"/>
-              </w:rPr>
               <w:t>39</w:t>
             </w:r>
           </w:p>
@@ -169,61 +105,7 @@
               <w:rPr>
                 <w:rFonts w:hint="eastAsia"/>
               </w:rPr>
-              <w:t>202</w:t>
-            </w:r>
-            <w:r>
-              <w:rPr>
-                <w:rFonts w:hint="eastAsia"/>
-              </w:rPr>
-              <w:t>6</w:t>
-            </w:r>
-            <w:r>
-              <w:rPr>
-                <w:rFonts w:hint="eastAsia"/>
-              </w:rPr>
-              <w:t>.</w:t>
-            </w:r>
-            <w:r>
-              <w:rPr>
-                <w:rFonts w:hint="eastAsia"/>
-              </w:rPr>
-              <w:t>5</w:t>
-            </w:r>
-            <w:r>
-              <w:rPr>
-                <w:rFonts w:hint="eastAsia"/>
-              </w:rPr>
-              <w:t>.</w:t>
-            </w:r>
-            <w:r>
-              <w:rPr>
-                <w:rFonts w:hint="eastAsia"/>
-              </w:rPr>
-              <w:t>5</w:t>
-            </w:r>
-            <w:r>
-              <w:rPr>
-                <w:rFonts w:hint="eastAsia"/>
-              </w:rPr>
-              <w:t xml:space="preserve"> ~ </w:t>
-            </w:r>
-            <w:r>
-              <w:rPr>
-                <w:rFonts w:hint="eastAsia"/>
-              </w:rPr>
-              <w:t>5</w:t>
-            </w:r>
-            <w:r>
-              <w:rPr>
-                <w:rFonts w:hint="eastAsia"/>
-              </w:rPr>
-              <w:t>.</w:t>
-            </w:r>
-            <w:r>
-              <w:rPr>
-                <w:rFonts w:hint="eastAsia"/>
-              </w:rPr>
-              <w:t>11</w:t>
+              <w:t>2026.5.5 ~ 5.11</w:t>
             </w:r>
           </w:p>
         </w:tc>
@@ -327,19 +209,7 @@
               <w:rPr>
                 <w:rFonts w:hint="eastAsia"/>
               </w:rPr>
-              <w:t xml:space="preserve"> 윤이하나(기획, </w:t>
-            </w:r>
-            <w:r>
-              <w:rPr>
-                <w:rFonts w:hint="eastAsia"/>
-              </w:rPr>
-              <w:t>모델링</w:t>
-            </w:r>
-            <w:r>
-              <w:rPr>
-                <w:rFonts w:hint="eastAsia"/>
-              </w:rPr>
-              <w:t>)</w:t>
+              <w:t xml:space="preserve"> 윤이하나(기획, 모델링)</w:t>
             </w:r>
           </w:p>
           <w:p>
@@ -387,23 +257,7 @@
           <w:b/>
           <w:bCs/>
         </w:rPr>
-        <w:t>회의록</w:t>
-      </w:r>
-      <w:r>
-        <w:rPr>
-          <w:rFonts w:hint="eastAsia"/>
-          <w:b/>
-          <w:bCs/>
-        </w:rPr>
-        <w:t xml:space="preserve"> </w:t>
-      </w:r>
-      <w:r>
-        <w:rPr>
-          <w:rFonts w:hint="eastAsia"/>
-          <w:b/>
-          <w:bCs/>
-        </w:rPr>
-        <w:t>()</w:t>
+        <w:t>회의록 ()</w:t>
       </w:r>
       <w:r>
         <w:rPr>
@@ -424,7 +278,7 @@
       </w:tblGrid>
       <w:tr>
         <w:trPr>
-          <w:trHeight w:val="465" w:hRule="atLeast"/>
+          <w:trHeight w:val="465"/>
         </w:trPr>
         <w:tc>
           <w:tcPr>
@@ -448,15 +302,7 @@
           <w:b/>
           <w:bCs/>
         </w:rPr>
-        <w:t xml:space="preserve">이번 주 할 </w:t>
-      </w:r>
-      <w:r>
-        <w:rPr>
-          <w:rFonts w:hint="eastAsia"/>
-          <w:b/>
-          <w:bCs/>
-        </w:rPr>
-        <w:t>일</w:t>
+        <w:t>이번 주 할 일</w:t>
       </w:r>
     </w:p>
     <w:tbl>
@@ -512,11 +358,6 @@
             </w:r>
           </w:p>
           <w:p>
-            <w:pPr>
-              <w:rPr>
-                <w:rFonts w:hint="eastAsia"/>
-              </w:rPr>
-            </w:pPr>
             <w:r>
               <w:rPr>
                 <w:rFonts w:hint="eastAsia"/>
@@ -552,7 +393,64 @@
           <w:tcPr>
             <w:tcW w:w="9214" w:type="dxa"/>
           </w:tcPr>
-          <w:p/>
+          <w:p>
+            <w:r>
+              <w:rPr>
+                <w:rFonts w:hint="eastAsia"/>
+              </w:rPr>
+              <w:t>-EmotionGame 구현</w:t>
+            </w:r>
+          </w:p>
+          <w:p>
+            <w:pPr>
+              <w:rPr>
+                <w:rFonts w:hint="eastAsia"/>
+              </w:rPr>
+            </w:pPr>
+            <w:r>
+              <w:rPr>
+                <w:rFonts w:hint="eastAsia"/>
+              </w:rPr>
+              <w:t>-Ghost 구현</w:t>
+            </w:r>
+          </w:p>
+          <w:p>
+            <w:r>
+              <w:rPr>
+                <w:rFonts w:hint="eastAsia"/>
+              </w:rPr>
+              <w:t>-거미 거미줄 생성 구현</w:t>
+            </w:r>
+          </w:p>
+          <w:p>
+            <w:r>
+              <w:rPr>
+                <w:rFonts w:hint="eastAsia"/>
+              </w:rPr>
+              <w:t>-절차적 맵 생성 시 Base 추가</w:t>
+            </w:r>
+          </w:p>
+          <w:p>
+            <w:r>
+              <w:rPr>
+                <w:rFonts w:hint="eastAsia"/>
+              </w:rPr>
+              <w:t>-Chase State 방향 전환, 속도 적용</w:t>
+            </w:r>
+          </w:p>
+          <w:p>
+            <w:pPr>
+              <w:rPr>
+                <w:rFonts w:hint="eastAsia"/>
+              </w:rPr>
+            </w:pPr>
+            <w:r>
+              <w:rPr>
+                <w:rFonts w:hint="eastAsia"/>
+              </w:rPr>
+              <w:t>-필요한 Recv, Send 함수 구현</w:t>
+            </w:r>
+          </w:p>
         </w:tc>
       </w:tr>
       <w:tr>
@@ -582,43 +480,17 @@
             <w:tcW w:w="9214" w:type="dxa"/>
           </w:tcPr>
           <w:p>
-            <w:pPr>
-              <w:rPr>
-                <w:lang w:eastAsia="ko-KR"/>
-                <w:rFonts w:hint="eastAsia"/>
-                <w:rtl w:val="off"/>
-              </w:rPr>
-            </w:pPr>
-            <w:r>
-              <w:rPr>
-                <w:lang w:eastAsia="ko-KR"/>
-                <w:rtl w:val="off"/>
-              </w:rPr>
+            <w:r>
               <w:t>- 논문 최종 수정 및 제출</w:t>
             </w:r>
           </w:p>
           <w:p>
-            <w:pPr>
-              <w:rPr>
-                <w:lang w:eastAsia="ko-KR"/>
-                <w:rFonts w:hint="eastAsia"/>
-                <w:rtl w:val="off"/>
-              </w:rPr>
-            </w:pPr>
-            <w:r>
-              <w:rPr>
-                <w:lang w:eastAsia="ko-KR"/>
-                <w:rtl w:val="off"/>
-              </w:rPr>
+            <w:r>
               <w:t>- Base와 Hatcth 클라이언트에서 자체 생성</w:t>
             </w:r>
           </w:p>
           <w:p>
             <w:r>
-              <w:rPr>
-                <w:lang w:eastAsia="ko-KR"/>
-                <w:rtl w:val="off"/>
-              </w:rPr>
               <w:t>- 랜턴 사용(애니메이션, 서버 통신 동기화), 배터리 UI 그리기</w:t>
             </w:r>
           </w:p>
@@ -695,11 +567,6 @@
             </w:r>
           </w:p>
           <w:p>
-            <w:pPr>
-              <w:rPr>
-                <w:rFonts w:hint="eastAsia"/>
-              </w:rPr>
-            </w:pPr>
             <w:r>
               <w:rPr>
                 <w:rFonts w:hint="eastAsia"/>
@@ -735,7 +602,71 @@
           <w:tcPr>
             <w:tcW w:w="9214" w:type="dxa"/>
           </w:tcPr>
-          <w:p/>
+          <w:p>
+            <w:r>
+              <w:rPr>
+                <w:rFonts w:hint="eastAsia"/>
+              </w:rPr>
+              <w:t xml:space="preserve">-EmotionGame State 구현을 다 했으나, 아직 그리기가 되지 않아 </w:t>
+            </w:r>
+            <w:proofErr w:type="gramStart"/>
+            <w:r>
+              <w:rPr>
+                <w:rFonts w:hint="eastAsia"/>
+              </w:rPr>
+              <w:t>테스트 하지</w:t>
+            </w:r>
+            <w:proofErr w:type="gramEnd"/>
+            <w:r>
+              <w:rPr>
+                <w:rFonts w:hint="eastAsia"/>
+              </w:rPr>
+              <w:t xml:space="preserve"> 못했다. 다음주에 테스트를 해보고 수정하면 될 것 같다. 그리고 원래 감정을 기준으로 승패를 가려야 하는데 감정 패킷을 수정중이라 이건 다음주에 적용하려고 한다.</w:t>
+            </w:r>
+          </w:p>
+          <w:p>
+            <w:r>
+              <w:rPr>
+                <w:rFonts w:hint="eastAsia"/>
+              </w:rPr>
+              <w:t>-Ghost State는 전부 구현했지만, 상태 전환 조건이 까다로워서 아직 상태 전환은 되지 않는다. 좀 더 고민해보고 다음주에 적용해야겠다.</w:t>
+            </w:r>
+          </w:p>
+          <w:p>
+            <w:r>
+              <w:rPr>
+                <w:rFonts w:hint="eastAsia"/>
+              </w:rPr>
+              <w:t>-거미가 거미줄을 생성하도록 장애물을 추가하고 그에 맞는 생성 패킷 recv, send도 구현했다.</w:t>
+            </w:r>
+          </w:p>
+          <w:p>
+            <w:pPr>
+              <w:rPr>
+                <w:rFonts w:hint="eastAsia"/>
+              </w:rPr>
+            </w:pPr>
+            <w:r>
+              <w:rPr>
+                <w:rFonts w:hint="eastAsia"/>
+              </w:rPr>
+              <w:lastRenderedPageBreak/>
+              <w:t>-몬스터 Chase State에 방향 전환과 속도를 적용하였다. 잘 되는 것을 확인했으나, 너무 플레이어의 이동 경로를 그대로 따라와서 수정이 필요할 것 같다. 수정이 완료되면 return, roaming 등 이동 관련 State에도 적용하려 한다.</w:t>
+            </w:r>
+          </w:p>
+          <w:p>
+            <w:pPr>
+              <w:rPr>
+                <w:rFonts w:hint="eastAsia"/>
+              </w:rPr>
+            </w:pPr>
+            <w:r>
+              <w:rPr>
+                <w:rFonts w:hint="eastAsia"/>
+              </w:rPr>
+              <w:t>-필요한 패킷 recv, send 함수를 추가했다.</w:t>
+            </w:r>
+          </w:p>
         </w:tc>
       </w:tr>
       <w:tr>
@@ -756,6 +687,7 @@
                 <w:b/>
                 <w:bCs/>
               </w:rPr>
+              <w:lastRenderedPageBreak/>
               <w:t>임채은</w:t>
             </w:r>
           </w:p>
@@ -765,34 +697,12 @@
             <w:tcW w:w="9214" w:type="dxa"/>
           </w:tcPr>
           <w:p>
-            <w:pPr>
-              <w:rPr>
-                <w:lang w:eastAsia="ko-KR"/>
-                <w:rFonts w:hint="eastAsia"/>
-                <w:rtl w:val="off"/>
-              </w:rPr>
-            </w:pPr>
-            <w:r>
-              <w:rPr>
-                <w:lang w:eastAsia="ko-KR"/>
-                <w:rtl w:val="off"/>
-              </w:rPr>
+            <w:r>
               <w:t>- 교수님 피드백을 적용하여 논문을 최종 수정하고 제출했다.</w:t>
             </w:r>
           </w:p>
           <w:p>
-            <w:pPr>
-              <w:rPr>
-                <w:lang w:eastAsia="ko-KR"/>
-                <w:rFonts w:hint="eastAsia"/>
-                <w:rtl w:val="off"/>
-              </w:rPr>
-            </w:pPr>
-            <w:r>
-              <w:rPr>
-                <w:lang w:eastAsia="ko-KR"/>
-                <w:rtl w:val="off"/>
-              </w:rPr>
+            <w:r>
               <w:t>- 기지와 문(Base와 Hatch)을 클라이언트에서 서버 통신 없이 설치하였다. 일반 문과 비슷하게 문 열고 닫힘 로직을 구혔했는데, 서버와 통신이 아직 안 되어 테스트는 못해봤다.</w:t>
             </w:r>
           </w:p>
@@ -801,10 +711,6 @@
               <w:ind w:firstLineChars="50" w:firstLine="110"/>
             </w:pPr>
             <w:r>
-              <w:rPr>
-                <w:lang w:eastAsia="ko-KR"/>
-                <w:rtl w:val="off"/>
-              </w:rPr>
               <w:t>- ToolBar에서 랜턴을 선택하면 손을 드는 동작을 하고, 서버와 동기화를 통해 조명을 껐다 키도록 구현했다. 그리고 배터리를 UI에 그리는데 20% 이하면 빨간색으로 표시되도록 구현했다.</w:t>
             </w:r>
           </w:p>
@@ -822,7 +728,7 @@
     <w:sectPr>
       <w:pgSz w:w="11906" w:h="16838"/>
       <w:pgMar w:top="720" w:right="720" w:bottom="720" w:left="720" w:header="851" w:footer="992" w:gutter="0"/>
-      <w:cols/>
+      <w:cols w:space="720"/>
       <w:docGrid w:linePitch="360"/>
     </w:sectPr>
   </w:body>
@@ -830,15 +736,15 @@
 </file>
 
 <file path=word/styles.xml><?xml version="1.0" encoding="utf-8"?>
-<w:styles xmlns:r="http://schemas.openxmlformats.org/officeDocument/2006/relationships" xmlns:w="http://schemas.openxmlformats.org/wordprocessingml/2006/main">
+<w:styles xmlns:mc="http://schemas.openxmlformats.org/markup-compatibility/2006" xmlns:r="http://schemas.openxmlformats.org/officeDocument/2006/relationships" xmlns:w="http://schemas.openxmlformats.org/wordprocessingml/2006/main" xmlns:w14="http://schemas.microsoft.com/office/word/2010/wordml" xmlns:w15="http://schemas.microsoft.com/office/word/2012/wordml" xmlns:w16cex="http://schemas.microsoft.com/office/word/2018/wordml/cex" xmlns:w16cid="http://schemas.microsoft.com/office/word/2016/wordml/cid" xmlns:w16="http://schemas.microsoft.com/office/word/2018/wordml" xmlns:w16du="http://schemas.microsoft.com/office/word/2023/wordml/word16du" xmlns:w16sdtdh="http://schemas.microsoft.com/office/word/2020/wordml/sdtdatahash" xmlns:w16sdtfl="http://schemas.microsoft.com/office/word/2024/wordml/sdtformatlock" xmlns:w16se="http://schemas.microsoft.com/office/word/2015/wordml/symex" mc:Ignorable="w14 w15 w16se w16cid w16 w16cex w16sdtdh w16sdtfl w16du">
   <w:docDefaults>
     <w:rPrDefault>
       <w:rPr>
-        <w:lang w:val="en-US" w:eastAsia="ko-KR" w:bidi="ar-SA"/>
         <w:rFonts w:asciiTheme="minorHAnsi" w:eastAsiaTheme="minorEastAsia" w:hAnsiTheme="minorHAnsi" w:cstheme="minorBidi"/>
+        <w:kern w:val="2"/>
         <w:sz w:val="22"/>
         <w:szCs w:val="24"/>
-        <w:kern w:val="2"/>
+        <w:lang w:val="en-US" w:eastAsia="ko-KR" w:bidi="ar-SA"/>
       </w:rPr>
     </w:rPrDefault>
     <w:pPrDefault>
@@ -1009,105 +915,105 @@
     <w:lsdException w:name="Light Shading" w:uiPriority="96"/>
     <w:lsdException w:name="Light List" w:uiPriority="97"/>
     <w:lsdException w:name="Light Grid" w:uiPriority="98"/>
-    <w:lsdException w:name="Medium Shading 1" w:uiPriority="99"/>
-    <w:lsdException w:name="Medium Shading 2" w:uiPriority="100"/>
-    <w:lsdException w:name="Medium List 1" w:uiPriority="101"/>
-    <w:lsdException w:name="Medium List 2" w:uiPriority="102"/>
-    <w:lsdException w:name="Medium Grid 1" w:uiPriority="103"/>
-    <w:lsdException w:name="Medium Grid 2" w:uiPriority="104"/>
-    <w:lsdException w:name="Medium Grid 3" w:uiPriority="105"/>
-    <w:lsdException w:name="Dark List" w:uiPriority="112"/>
-    <w:lsdException w:name="Colorful Shading" w:uiPriority="113"/>
-    <w:lsdException w:name="Colorful List" w:uiPriority="114"/>
-    <w:lsdException w:name="Colorful Grid" w:uiPriority="115"/>
+    <w:lsdException w:name="Medium Shading 1"/>
+    <w:lsdException w:name="Medium Shading 2" w:uiPriority="0"/>
+    <w:lsdException w:name="Medium List 1" w:uiPriority="0"/>
+    <w:lsdException w:name="Medium List 2" w:uiPriority="0"/>
+    <w:lsdException w:name="Medium Grid 1" w:uiPriority="0"/>
+    <w:lsdException w:name="Medium Grid 2" w:uiPriority="0"/>
+    <w:lsdException w:name="Medium Grid 3" w:uiPriority="0"/>
+    <w:lsdException w:name="Dark List" w:uiPriority="0"/>
+    <w:lsdException w:name="Colorful Shading" w:uiPriority="0"/>
+    <w:lsdException w:name="Colorful List" w:uiPriority="0"/>
+    <w:lsdException w:name="Colorful Grid" w:uiPriority="0"/>
     <w:lsdException w:name="Light Shading Accent 1" w:uiPriority="96"/>
     <w:lsdException w:name="Light List Accent 1" w:uiPriority="97"/>
     <w:lsdException w:name="Light Grid Accent 1" w:uiPriority="98"/>
-    <w:lsdException w:name="Medium Shading 1 Accent 1" w:uiPriority="99"/>
-    <w:lsdException w:name="Medium Shading 2 Accent 1" w:uiPriority="100"/>
-    <w:lsdException w:name="Medium List 1 Accent 1" w:uiPriority="101"/>
+    <w:lsdException w:name="Medium Shading 1 Accent 1"/>
+    <w:lsdException w:name="Medium Shading 2 Accent 1" w:uiPriority="0"/>
+    <w:lsdException w:name="Medium List 1 Accent 1" w:uiPriority="0"/>
     <w:lsdException w:name="Revision" w:semiHidden="1"/>
     <w:lsdException w:name="List Paragraph" w:uiPriority="52" w:qFormat="1"/>
     <w:lsdException w:name="Quote" w:uiPriority="41" w:qFormat="1"/>
     <w:lsdException w:name="Intense Quote" w:uiPriority="48" w:qFormat="1"/>
-    <w:lsdException w:name="Medium List 2 Accent 1" w:uiPriority="102"/>
-    <w:lsdException w:name="Medium Grid 1 Accent 1" w:uiPriority="103"/>
-    <w:lsdException w:name="Medium Grid 2 Accent 1" w:uiPriority="104"/>
-    <w:lsdException w:name="Medium Grid 3 Accent 1" w:uiPriority="105"/>
-    <w:lsdException w:name="Dark List Accent 1" w:uiPriority="112"/>
-    <w:lsdException w:name="Colorful Shading Accent 1" w:uiPriority="113"/>
-    <w:lsdException w:name="Colorful List Accent 1" w:uiPriority="114"/>
-    <w:lsdException w:name="Colorful Grid Accent 1" w:uiPriority="115"/>
+    <w:lsdException w:name="Medium List 2 Accent 1" w:uiPriority="0"/>
+    <w:lsdException w:name="Medium Grid 1 Accent 1" w:uiPriority="0"/>
+    <w:lsdException w:name="Medium Grid 2 Accent 1" w:uiPriority="0"/>
+    <w:lsdException w:name="Medium Grid 3 Accent 1" w:uiPriority="0"/>
+    <w:lsdException w:name="Dark List Accent 1" w:uiPriority="0"/>
+    <w:lsdException w:name="Colorful Shading Accent 1" w:uiPriority="0"/>
+    <w:lsdException w:name="Colorful List Accent 1" w:uiPriority="0"/>
+    <w:lsdException w:name="Colorful Grid Accent 1" w:uiPriority="0"/>
     <w:lsdException w:name="Light Shading Accent 2" w:uiPriority="96"/>
     <w:lsdException w:name="Light List Accent 2" w:uiPriority="97"/>
     <w:lsdException w:name="Light Grid Accent 2" w:uiPriority="98"/>
-    <w:lsdException w:name="Medium Shading 1 Accent 2" w:uiPriority="99"/>
-    <w:lsdException w:name="Medium Shading 2 Accent 2" w:uiPriority="100"/>
-    <w:lsdException w:name="Medium List 1 Accent 2" w:uiPriority="101"/>
-    <w:lsdException w:name="Medium List 2 Accent 2" w:uiPriority="102"/>
-    <w:lsdException w:name="Medium Grid 1 Accent 2" w:uiPriority="103"/>
-    <w:lsdException w:name="Medium Grid 2 Accent 2" w:uiPriority="104"/>
-    <w:lsdException w:name="Medium Grid 3 Accent 2" w:uiPriority="105"/>
-    <w:lsdException w:name="Dark List Accent 2" w:uiPriority="112"/>
-    <w:lsdException w:name="Colorful Shading Accent 2" w:uiPriority="113"/>
-    <w:lsdException w:name="Colorful List Accent 2" w:uiPriority="114"/>
-    <w:lsdException w:name="Colorful Grid Accent 2" w:uiPriority="115"/>
+    <w:lsdException w:name="Medium Shading 1 Accent 2"/>
+    <w:lsdException w:name="Medium Shading 2 Accent 2" w:uiPriority="0"/>
+    <w:lsdException w:name="Medium List 1 Accent 2" w:uiPriority="0"/>
+    <w:lsdException w:name="Medium List 2 Accent 2" w:uiPriority="0"/>
+    <w:lsdException w:name="Medium Grid 1 Accent 2" w:uiPriority="0"/>
+    <w:lsdException w:name="Medium Grid 2 Accent 2" w:uiPriority="0"/>
+    <w:lsdException w:name="Medium Grid 3 Accent 2" w:uiPriority="0"/>
+    <w:lsdException w:name="Dark List Accent 2" w:uiPriority="0"/>
+    <w:lsdException w:name="Colorful Shading Accent 2" w:uiPriority="0"/>
+    <w:lsdException w:name="Colorful List Accent 2" w:uiPriority="0"/>
+    <w:lsdException w:name="Colorful Grid Accent 2" w:uiPriority="0"/>
     <w:lsdException w:name="Light Shading Accent 3" w:uiPriority="96"/>
     <w:lsdException w:name="Light List Accent 3" w:uiPriority="97"/>
     <w:lsdException w:name="Light Grid Accent 3" w:uiPriority="98"/>
-    <w:lsdException w:name="Medium Shading 1 Accent 3" w:uiPriority="99"/>
-    <w:lsdException w:name="Medium Shading 2 Accent 3" w:uiPriority="100"/>
-    <w:lsdException w:name="Medium List 1 Accent 3" w:uiPriority="101"/>
-    <w:lsdException w:name="Medium List 2 Accent 3" w:uiPriority="102"/>
-    <w:lsdException w:name="Medium Grid 1 Accent 3" w:uiPriority="103"/>
-    <w:lsdException w:name="Medium Grid 2 Accent 3" w:uiPriority="104"/>
-    <w:lsdException w:name="Medium Grid 3 Accent 3" w:uiPriority="105"/>
-    <w:lsdException w:name="Dark List Accent 3" w:uiPriority="112"/>
-    <w:lsdException w:name="Colorful Shading Accent 3" w:uiPriority="113"/>
-    <w:lsdException w:name="Colorful List Accent 3" w:uiPriority="114"/>
-    <w:lsdException w:name="Colorful Grid Accent 3" w:uiPriority="115"/>
+    <w:lsdException w:name="Medium Shading 1 Accent 3"/>
+    <w:lsdException w:name="Medium Shading 2 Accent 3" w:uiPriority="0"/>
+    <w:lsdException w:name="Medium List 1 Accent 3" w:uiPriority="0"/>
+    <w:lsdException w:name="Medium List 2 Accent 3" w:uiPriority="0"/>
+    <w:lsdException w:name="Medium Grid 1 Accent 3" w:uiPriority="0"/>
+    <w:lsdException w:name="Medium Grid 2 Accent 3" w:uiPriority="0"/>
+    <w:lsdException w:name="Medium Grid 3 Accent 3" w:uiPriority="0"/>
+    <w:lsdException w:name="Dark List Accent 3" w:uiPriority="0"/>
+    <w:lsdException w:name="Colorful Shading Accent 3" w:uiPriority="0"/>
+    <w:lsdException w:name="Colorful List Accent 3" w:uiPriority="0"/>
+    <w:lsdException w:name="Colorful Grid Accent 3" w:uiPriority="0"/>
     <w:lsdException w:name="Light Shading Accent 4" w:uiPriority="96"/>
     <w:lsdException w:name="Light List Accent 4" w:uiPriority="97"/>
     <w:lsdException w:name="Light Grid Accent 4" w:uiPriority="98"/>
-    <w:lsdException w:name="Medium Shading 1 Accent 4" w:uiPriority="99"/>
-    <w:lsdException w:name="Medium Shading 2 Accent 4" w:uiPriority="100"/>
-    <w:lsdException w:name="Medium List 1 Accent 4" w:uiPriority="101"/>
-    <w:lsdException w:name="Medium List 2 Accent 4" w:uiPriority="102"/>
-    <w:lsdException w:name="Medium Grid 1 Accent 4" w:uiPriority="103"/>
-    <w:lsdException w:name="Medium Grid 2 Accent 4" w:uiPriority="104"/>
-    <w:lsdException w:name="Medium Grid 3 Accent 4" w:uiPriority="105"/>
-    <w:lsdException w:name="Dark List Accent 4" w:uiPriority="112"/>
-    <w:lsdException w:name="Colorful Shading Accent 4" w:uiPriority="113"/>
-    <w:lsdException w:name="Colorful List Accent 4" w:uiPriority="114"/>
-    <w:lsdException w:name="Colorful Grid Accent 4" w:uiPriority="115"/>
+    <w:lsdException w:name="Medium Shading 1 Accent 4"/>
+    <w:lsdException w:name="Medium Shading 2 Accent 4" w:uiPriority="0"/>
+    <w:lsdException w:name="Medium List 1 Accent 4" w:uiPriority="0"/>
+    <w:lsdException w:name="Medium List 2 Accent 4" w:uiPriority="0"/>
+    <w:lsdException w:name="Medium Grid 1 Accent 4" w:uiPriority="0"/>
+    <w:lsdException w:name="Medium Grid 2 Accent 4" w:uiPriority="0"/>
+    <w:lsdException w:name="Medium Grid 3 Accent 4" w:uiPriority="0"/>
+    <w:lsdException w:name="Dark List Accent 4" w:uiPriority="0"/>
+    <w:lsdException w:name="Colorful Shading Accent 4" w:uiPriority="0"/>
+    <w:lsdException w:name="Colorful List Accent 4" w:uiPriority="0"/>
+    <w:lsdException w:name="Colorful Grid Accent 4" w:uiPriority="0"/>
     <w:lsdException w:name="Light Shading Accent 5" w:uiPriority="96"/>
     <w:lsdException w:name="Light List Accent 5" w:uiPriority="97"/>
     <w:lsdException w:name="Light Grid Accent 5" w:uiPriority="98"/>
-    <w:lsdException w:name="Medium Shading 1 Accent 5" w:uiPriority="99"/>
-    <w:lsdException w:name="Medium Shading 2 Accent 5" w:uiPriority="100"/>
-    <w:lsdException w:name="Medium List 1 Accent 5" w:uiPriority="101"/>
-    <w:lsdException w:name="Medium List 2 Accent 5" w:uiPriority="102"/>
-    <w:lsdException w:name="Medium Grid 1 Accent 5" w:uiPriority="103"/>
-    <w:lsdException w:name="Medium Grid 2 Accent 5" w:uiPriority="104"/>
-    <w:lsdException w:name="Medium Grid 3 Accent 5" w:uiPriority="105"/>
-    <w:lsdException w:name="Dark List Accent 5" w:uiPriority="112"/>
-    <w:lsdException w:name="Colorful Shading Accent 5" w:uiPriority="113"/>
-    <w:lsdException w:name="Colorful List Accent 5" w:uiPriority="114"/>
-    <w:lsdException w:name="Colorful Grid Accent 5" w:uiPriority="115"/>
+    <w:lsdException w:name="Medium Shading 1 Accent 5"/>
+    <w:lsdException w:name="Medium Shading 2 Accent 5" w:uiPriority="0"/>
+    <w:lsdException w:name="Medium List 1 Accent 5" w:uiPriority="0"/>
+    <w:lsdException w:name="Medium List 2 Accent 5" w:uiPriority="0"/>
+    <w:lsdException w:name="Medium Grid 1 Accent 5" w:uiPriority="0"/>
+    <w:lsdException w:name="Medium Grid 2 Accent 5" w:uiPriority="0"/>
+    <w:lsdException w:name="Medium Grid 3 Accent 5" w:uiPriority="0"/>
+    <w:lsdException w:name="Dark List Accent 5" w:uiPriority="0"/>
+    <w:lsdException w:name="Colorful Shading Accent 5" w:uiPriority="0"/>
+    <w:lsdException w:name="Colorful List Accent 5" w:uiPriority="0"/>
+    <w:lsdException w:name="Colorful Grid Accent 5" w:uiPriority="0"/>
     <w:lsdException w:name="Light Shading Accent 6" w:uiPriority="96"/>
     <w:lsdException w:name="Light List Accent 6" w:uiPriority="97"/>
     <w:lsdException w:name="Light Grid Accent 6" w:uiPriority="98"/>
-    <w:lsdException w:name="Medium Shading 1 Accent 6" w:uiPriority="99"/>
-    <w:lsdException w:name="Medium Shading 2 Accent 6" w:uiPriority="100"/>
-    <w:lsdException w:name="Medium List 1 Accent 6" w:uiPriority="101"/>
-    <w:lsdException w:name="Medium List 2 Accent 6" w:uiPriority="102"/>
-    <w:lsdException w:name="Medium Grid 1 Accent 6" w:uiPriority="103"/>
-    <w:lsdException w:name="Medium Grid 2 Accent 6" w:uiPriority="104"/>
-    <w:lsdException w:name="Medium Grid 3 Accent 6" w:uiPriority="105"/>
-    <w:lsdException w:name="Dark List Accent 6" w:uiPriority="112"/>
-    <w:lsdException w:name="Colorful Shading Accent 6" w:uiPriority="113"/>
-    <w:lsdException w:name="Colorful List Accent 6" w:uiPriority="114"/>
-    <w:lsdException w:name="Colorful Grid Accent 6" w:uiPriority="115"/>
+    <w:lsdException w:name="Medium Shading 1 Accent 6"/>
+    <w:lsdException w:name="Medium Shading 2 Accent 6" w:uiPriority="0"/>
+    <w:lsdException w:name="Medium List 1 Accent 6" w:uiPriority="0"/>
+    <w:lsdException w:name="Medium List 2 Accent 6" w:uiPriority="0"/>
+    <w:lsdException w:name="Medium Grid 1 Accent 6" w:uiPriority="0"/>
+    <w:lsdException w:name="Medium Grid 2 Accent 6" w:uiPriority="0"/>
+    <w:lsdException w:name="Medium Grid 3 Accent 6" w:uiPriority="0"/>
+    <w:lsdException w:name="Dark List Accent 6" w:uiPriority="0"/>
+    <w:lsdException w:name="Colorful Shading Accent 6" w:uiPriority="0"/>
+    <w:lsdException w:name="Colorful List Accent 6" w:uiPriority="0"/>
+    <w:lsdException w:name="Colorful Grid Accent 6" w:uiPriority="0"/>
     <w:lsdException w:name="Subtle Emphasis" w:uiPriority="25" w:qFormat="1"/>
     <w:lsdException w:name="Intense Emphasis" w:uiPriority="33" w:qFormat="1"/>
     <w:lsdException w:name="Subtle Reference" w:uiPriority="49" w:qFormat="1"/>
@@ -1229,24 +1135,24 @@
     <w:name w:val="Normal"/>
     <w:qFormat/>
     <w:pPr>
-      <w:autoSpaceDE w:val="off"/>
-      <w:autoSpaceDN w:val="off"/>
-      <w:widowControl w:val="off"/>
-      <w:wordWrap w:val="off"/>
+      <w:widowControl w:val="0"/>
+      <w:wordWrap w:val="0"/>
+      <w:autoSpaceDE w:val="0"/>
+      <w:autoSpaceDN w:val="0"/>
     </w:pPr>
   </w:style>
   <w:style w:type="paragraph" w:styleId="1">
     <w:name w:val="heading 1"/>
-    <w:uiPriority w:val="9"/>
     <w:basedOn w:val="a"/>
     <w:next w:val="a"/>
     <w:link w:val="1Char"/>
+    <w:uiPriority w:val="9"/>
     <w:qFormat/>
     <w:pPr>
       <w:keepNext/>
       <w:keepLines/>
+      <w:spacing w:before="280" w:after="80"/>
       <w:outlineLvl w:val="0"/>
-      <w:spacing w:after="80" w:before="280"/>
     </w:pPr>
     <w:rPr>
       <w:rFonts w:asciiTheme="majorHAnsi" w:eastAsiaTheme="majorEastAsia" w:hAnsiTheme="majorHAnsi" w:cstheme="majorBidi"/>
@@ -1257,18 +1163,18 @@
   </w:style>
   <w:style w:type="paragraph" w:styleId="2">
     <w:name w:val="heading 2"/>
-    <w:uiPriority w:val="9"/>
     <w:basedOn w:val="a"/>
     <w:next w:val="a"/>
     <w:link w:val="2Char"/>
-    <w:qFormat/>
+    <w:uiPriority w:val="9"/>
     <w:semiHidden/>
     <w:unhideWhenUsed/>
+    <w:qFormat/>
     <w:pPr>
       <w:keepNext/>
       <w:keepLines/>
+      <w:spacing w:before="160" w:after="80"/>
       <w:outlineLvl w:val="1"/>
-      <w:spacing w:after="80" w:before="160"/>
     </w:pPr>
     <w:rPr>
       <w:rFonts w:asciiTheme="majorHAnsi" w:eastAsiaTheme="majorEastAsia" w:hAnsiTheme="majorHAnsi" w:cstheme="majorBidi"/>
@@ -1279,18 +1185,18 @@
   </w:style>
   <w:style w:type="paragraph" w:styleId="3">
     <w:name w:val="heading 3"/>
-    <w:uiPriority w:val="9"/>
     <w:basedOn w:val="a"/>
     <w:next w:val="a"/>
     <w:link w:val="3Char"/>
-    <w:qFormat/>
+    <w:uiPriority w:val="9"/>
     <w:semiHidden/>
     <w:unhideWhenUsed/>
+    <w:qFormat/>
     <w:pPr>
       <w:keepNext/>
       <w:keepLines/>
+      <w:spacing w:before="160" w:after="80"/>
       <w:outlineLvl w:val="2"/>
-      <w:spacing w:after="80" w:before="160"/>
     </w:pPr>
     <w:rPr>
       <w:rFonts w:asciiTheme="majorHAnsi" w:eastAsiaTheme="majorEastAsia" w:hAnsiTheme="majorHAnsi" w:cstheme="majorBidi"/>
@@ -1300,18 +1206,18 @@
   </w:style>
   <w:style w:type="paragraph" w:styleId="4">
     <w:name w:val="heading 4"/>
-    <w:uiPriority w:val="9"/>
     <w:basedOn w:val="a"/>
     <w:next w:val="a"/>
     <w:link w:val="4Char"/>
-    <w:qFormat/>
+    <w:uiPriority w:val="9"/>
     <w:semiHidden/>
     <w:unhideWhenUsed/>
+    <w:qFormat/>
     <w:pPr>
       <w:keepNext/>
       <w:keepLines/>
+      <w:spacing w:before="80" w:after="40"/>
       <w:outlineLvl w:val="3"/>
-      <w:spacing w:after="40" w:before="80"/>
     </w:pPr>
     <w:rPr>
       <w:rFonts w:asciiTheme="majorHAnsi" w:eastAsiaTheme="majorEastAsia" w:hAnsiTheme="majorHAnsi" w:cstheme="majorBidi"/>
@@ -1320,19 +1226,19 @@
   </w:style>
   <w:style w:type="paragraph" w:styleId="5">
     <w:name w:val="heading 5"/>
-    <w:uiPriority w:val="9"/>
     <w:basedOn w:val="a"/>
     <w:next w:val="a"/>
     <w:link w:val="5Char"/>
-    <w:qFormat/>
+    <w:uiPriority w:val="9"/>
     <w:semiHidden/>
     <w:unhideWhenUsed/>
+    <w:qFormat/>
     <w:pPr>
-      <w:ind w:leftChars="100" w:left="100"/>
       <w:keepNext/>
       <w:keepLines/>
+      <w:spacing w:before="80" w:after="40"/>
+      <w:ind w:leftChars="100" w:left="100"/>
       <w:outlineLvl w:val="4"/>
-      <w:spacing w:after="40" w:before="80"/>
     </w:pPr>
     <w:rPr>
       <w:rFonts w:asciiTheme="majorHAnsi" w:eastAsiaTheme="majorEastAsia" w:hAnsiTheme="majorHAnsi" w:cstheme="majorBidi"/>
@@ -1341,19 +1247,19 @@
   </w:style>
   <w:style w:type="paragraph" w:styleId="6">
     <w:name w:val="heading 6"/>
-    <w:uiPriority w:val="9"/>
     <w:basedOn w:val="a"/>
     <w:next w:val="a"/>
     <w:link w:val="6Char"/>
-    <w:qFormat/>
+    <w:uiPriority w:val="9"/>
     <w:semiHidden/>
     <w:unhideWhenUsed/>
+    <w:qFormat/>
     <w:pPr>
-      <w:ind w:leftChars="200" w:left="200"/>
       <w:keepNext/>
       <w:keepLines/>
+      <w:spacing w:before="80" w:after="40"/>
+      <w:ind w:leftChars="200" w:left="200"/>
       <w:outlineLvl w:val="5"/>
-      <w:spacing w:after="40" w:before="80"/>
     </w:pPr>
     <w:rPr>
       <w:rFonts w:asciiTheme="majorHAnsi" w:eastAsiaTheme="majorEastAsia" w:hAnsiTheme="majorHAnsi" w:cstheme="majorBidi"/>
@@ -1362,19 +1268,19 @@
   </w:style>
   <w:style w:type="paragraph" w:styleId="7">
     <w:name w:val="heading 7"/>
-    <w:uiPriority w:val="9"/>
     <w:basedOn w:val="a"/>
     <w:next w:val="a"/>
     <w:link w:val="7Char"/>
-    <w:qFormat/>
+    <w:uiPriority w:val="9"/>
     <w:semiHidden/>
     <w:unhideWhenUsed/>
+    <w:qFormat/>
     <w:pPr>
-      <w:ind w:leftChars="300" w:left="300"/>
       <w:keepNext/>
       <w:keepLines/>
+      <w:spacing w:before="80" w:after="40"/>
+      <w:ind w:leftChars="300" w:left="300"/>
       <w:outlineLvl w:val="6"/>
-      <w:spacing w:after="40" w:before="80"/>
     </w:pPr>
     <w:rPr>
       <w:rFonts w:asciiTheme="majorHAnsi" w:eastAsiaTheme="majorEastAsia" w:hAnsiTheme="majorHAnsi" w:cstheme="majorBidi"/>
@@ -1383,19 +1289,19 @@
   </w:style>
   <w:style w:type="paragraph" w:styleId="8">
     <w:name w:val="heading 8"/>
-    <w:uiPriority w:val="9"/>
     <w:basedOn w:val="a"/>
     <w:next w:val="a"/>
     <w:link w:val="8Char"/>
-    <w:qFormat/>
+    <w:uiPriority w:val="9"/>
     <w:semiHidden/>
     <w:unhideWhenUsed/>
+    <w:qFormat/>
     <w:pPr>
-      <w:ind w:leftChars="400" w:left="400"/>
       <w:keepNext/>
       <w:keepLines/>
+      <w:spacing w:before="80" w:after="40"/>
+      <w:ind w:leftChars="400" w:left="400"/>
       <w:outlineLvl w:val="7"/>
-      <w:spacing w:after="40" w:before="80"/>
     </w:pPr>
     <w:rPr>
       <w:rFonts w:asciiTheme="majorHAnsi" w:eastAsiaTheme="majorEastAsia" w:hAnsiTheme="majorHAnsi" w:cstheme="majorBidi"/>
@@ -1404,19 +1310,19 @@
   </w:style>
   <w:style w:type="paragraph" w:styleId="9">
     <w:name w:val="heading 9"/>
-    <w:uiPriority w:val="9"/>
     <w:basedOn w:val="a"/>
     <w:next w:val="a"/>
     <w:link w:val="9Char"/>
-    <w:qFormat/>
+    <w:uiPriority w:val="9"/>
     <w:semiHidden/>
     <w:unhideWhenUsed/>
+    <w:qFormat/>
     <w:pPr>
-      <w:ind w:leftChars="500" w:left="500"/>
       <w:keepNext/>
       <w:keepLines/>
+      <w:spacing w:before="80" w:after="40"/>
+      <w:ind w:leftChars="500" w:left="500"/>
       <w:outlineLvl w:val="8"/>
-      <w:spacing w:after="40" w:before="80"/>
     </w:pPr>
     <w:rPr>
       <w:rFonts w:asciiTheme="majorHAnsi" w:eastAsiaTheme="majorEastAsia" w:hAnsiTheme="majorHAnsi" w:cstheme="majorBidi"/>
@@ -1452,9 +1358,9 @@
   </w:style>
   <w:style w:type="character" w:customStyle="1" w:styleId="1Char">
     <w:name w:val="제목 1 Char"/>
-    <w:uiPriority w:val="9"/>
     <w:basedOn w:val="a0"/>
     <w:link w:val="1"/>
+    <w:uiPriority w:val="9"/>
     <w:rPr>
       <w:rFonts w:asciiTheme="majorHAnsi" w:eastAsiaTheme="majorEastAsia" w:hAnsiTheme="majorHAnsi" w:cstheme="majorBidi"/>
       <w:color w:val="000000"/>
@@ -1464,9 +1370,9 @@
   </w:style>
   <w:style w:type="character" w:customStyle="1" w:styleId="2Char">
     <w:name w:val="제목 2 Char"/>
-    <w:uiPriority w:val="9"/>
     <w:basedOn w:val="a0"/>
     <w:link w:val="2"/>
+    <w:uiPriority w:val="9"/>
     <w:semiHidden/>
     <w:rPr>
       <w:rFonts w:asciiTheme="majorHAnsi" w:eastAsiaTheme="majorEastAsia" w:hAnsiTheme="majorHAnsi" w:cstheme="majorBidi"/>
@@ -1477,9 +1383,9 @@
   </w:style>
   <w:style w:type="character" w:customStyle="1" w:styleId="3Char">
     <w:name w:val="제목 3 Char"/>
-    <w:uiPriority w:val="9"/>
     <w:basedOn w:val="a0"/>
     <w:link w:val="3"/>
+    <w:uiPriority w:val="9"/>
     <w:semiHidden/>
     <w:rPr>
       <w:rFonts w:asciiTheme="majorHAnsi" w:eastAsiaTheme="majorEastAsia" w:hAnsiTheme="majorHAnsi" w:cstheme="majorBidi"/>
@@ -1489,9 +1395,9 @@
   </w:style>
   <w:style w:type="character" w:customStyle="1" w:styleId="4Char">
     <w:name w:val="제목 4 Char"/>
-    <w:uiPriority w:val="9"/>
     <w:basedOn w:val="a0"/>
     <w:link w:val="4"/>
+    <w:uiPriority w:val="9"/>
     <w:semiHidden/>
     <w:rPr>
       <w:rFonts w:asciiTheme="majorHAnsi" w:eastAsiaTheme="majorEastAsia" w:hAnsiTheme="majorHAnsi" w:cstheme="majorBidi"/>
@@ -1500,9 +1406,9 @@
   </w:style>
   <w:style w:type="character" w:customStyle="1" w:styleId="5Char">
     <w:name w:val="제목 5 Char"/>
-    <w:uiPriority w:val="9"/>
     <w:basedOn w:val="a0"/>
     <w:link w:val="5"/>
+    <w:uiPriority w:val="9"/>
     <w:semiHidden/>
     <w:rPr>
       <w:rFonts w:asciiTheme="majorHAnsi" w:eastAsiaTheme="majorEastAsia" w:hAnsiTheme="majorHAnsi" w:cstheme="majorBidi"/>
@@ -1511,9 +1417,9 @@
   </w:style>
   <w:style w:type="character" w:customStyle="1" w:styleId="6Char">
     <w:name w:val="제목 6 Char"/>
-    <w:uiPriority w:val="9"/>
     <w:basedOn w:val="a0"/>
     <w:link w:val="6"/>
+    <w:uiPriority w:val="9"/>
     <w:semiHidden/>
     <w:rPr>
       <w:rFonts w:asciiTheme="majorHAnsi" w:eastAsiaTheme="majorEastAsia" w:hAnsiTheme="majorHAnsi" w:cstheme="majorBidi"/>
@@ -1522,9 +1428,9 @@
   </w:style>
   <w:style w:type="character" w:customStyle="1" w:styleId="7Char">
     <w:name w:val="제목 7 Char"/>
-    <w:uiPriority w:val="9"/>
     <w:basedOn w:val="a0"/>
     <w:link w:val="7"/>
+    <w:uiPriority w:val="9"/>
     <w:semiHidden/>
     <w:rPr>
       <w:rFonts w:asciiTheme="majorHAnsi" w:eastAsiaTheme="majorEastAsia" w:hAnsiTheme="majorHAnsi" w:cstheme="majorBidi"/>
@@ -1533,9 +1439,9 @@
   </w:style>
   <w:style w:type="character" w:customStyle="1" w:styleId="8Char">
     <w:name w:val="제목 8 Char"/>
-    <w:uiPriority w:val="9"/>
     <w:basedOn w:val="a0"/>
     <w:link w:val="8"/>
+    <w:uiPriority w:val="9"/>
     <w:semiHidden/>
     <w:rPr>
       <w:rFonts w:asciiTheme="majorHAnsi" w:eastAsiaTheme="majorEastAsia" w:hAnsiTheme="majorHAnsi" w:cstheme="majorBidi"/>
@@ -1544,9 +1450,9 @@
   </w:style>
   <w:style w:type="character" w:customStyle="1" w:styleId="9Char">
     <w:name w:val="제목 9 Char"/>
-    <w:uiPriority w:val="9"/>
     <w:basedOn w:val="a0"/>
     <w:link w:val="9"/>
+    <w:uiPriority w:val="9"/>
     <w:semiHidden/>
     <w:rPr>
       <w:rFonts w:asciiTheme="majorHAnsi" w:eastAsiaTheme="majorEastAsia" w:hAnsiTheme="majorHAnsi" w:cstheme="majorBidi"/>
@@ -1555,81 +1461,81 @@
   </w:style>
   <w:style w:type="paragraph" w:styleId="a3">
     <w:name w:val="Title"/>
-    <w:uiPriority w:val="10"/>
     <w:basedOn w:val="a"/>
     <w:next w:val="a"/>
     <w:link w:val="Char"/>
+    <w:uiPriority w:val="10"/>
     <w:qFormat/>
     <w:pPr>
+      <w:spacing w:after="80"/>
       <w:contextualSpacing/>
       <w:jc w:val="center"/>
-      <w:spacing w:after="80"/>
     </w:pPr>
     <w:rPr>
       <w:rFonts w:asciiTheme="majorHAnsi" w:eastAsiaTheme="majorEastAsia" w:hAnsiTheme="majorHAnsi" w:cstheme="majorBidi"/>
+      <w:spacing w:val="-10"/>
+      <w:kern w:val="28"/>
       <w:sz w:val="56"/>
       <w:szCs w:val="56"/>
-      <w:kern w:val="28"/>
-      <w:spacing w:val="-10"/>
     </w:rPr>
   </w:style>
   <w:style w:type="character" w:customStyle="1" w:styleId="Char">
     <w:name w:val="제목 Char"/>
-    <w:uiPriority w:val="10"/>
     <w:basedOn w:val="a0"/>
     <w:link w:val="a3"/>
-    <w:rPr>
-      <w:rFonts w:asciiTheme="majorHAnsi" w:eastAsiaTheme="majorEastAsia" w:hAnsiTheme="majorHAnsi" w:cstheme="majorBidi"/>
+    <w:uiPriority w:val="10"/>
+    <w:rPr>
+      <w:rFonts w:asciiTheme="majorHAnsi" w:eastAsiaTheme="majorEastAsia" w:hAnsiTheme="majorHAnsi" w:cstheme="majorBidi"/>
+      <w:spacing w:val="-10"/>
+      <w:kern w:val="28"/>
       <w:sz w:val="56"/>
       <w:szCs w:val="56"/>
-      <w:kern w:val="28"/>
-      <w:spacing w:val="-10"/>
     </w:rPr>
   </w:style>
   <w:style w:type="paragraph" w:styleId="a4">
     <w:name w:val="Subtitle"/>
-    <w:uiPriority w:val="11"/>
     <w:basedOn w:val="a"/>
     <w:next w:val="a"/>
     <w:link w:val="Char0"/>
+    <w:uiPriority w:val="11"/>
     <w:qFormat/>
     <w:pPr>
-      <w:jc w:val="center"/>
       <w:numPr>
         <w:ilvl w:val="1"/>
       </w:numPr>
+      <w:jc w:val="center"/>
     </w:pPr>
     <w:rPr>
       <w:rFonts w:asciiTheme="majorHAnsi" w:eastAsiaTheme="majorEastAsia" w:hAnsiTheme="majorHAnsi" w:cstheme="majorBidi"/>
       <w:color w:val="595959"/>
+      <w:spacing w:val="15"/>
       <w:sz w:val="28"/>
       <w:szCs w:val="28"/>
-      <w:spacing w:val="15"/>
     </w:rPr>
   </w:style>
   <w:style w:type="character" w:customStyle="1" w:styleId="Char0">
     <w:name w:val="부제 Char"/>
-    <w:uiPriority w:val="11"/>
     <w:basedOn w:val="a0"/>
     <w:link w:val="a4"/>
+    <w:uiPriority w:val="11"/>
     <w:rPr>
       <w:rFonts w:asciiTheme="majorHAnsi" w:eastAsiaTheme="majorEastAsia" w:hAnsiTheme="majorHAnsi" w:cstheme="majorBidi"/>
       <w:color w:val="595959"/>
+      <w:spacing w:val="15"/>
       <w:sz w:val="28"/>
       <w:szCs w:val="28"/>
-      <w:spacing w:val="15"/>
     </w:rPr>
   </w:style>
   <w:style w:type="paragraph" w:styleId="a5">
     <w:name w:val="Quote"/>
-    <w:uiPriority w:val="29"/>
     <w:basedOn w:val="a"/>
     <w:next w:val="a"/>
     <w:link w:val="Char1"/>
+    <w:uiPriority w:val="29"/>
     <w:qFormat/>
     <w:pPr>
+      <w:spacing w:before="160"/>
       <w:jc w:val="center"/>
-      <w:spacing w:before="160"/>
     </w:pPr>
     <w:rPr>
       <w:i/>
@@ -1639,9 +1545,9 @@
   </w:style>
   <w:style w:type="character" w:customStyle="1" w:styleId="Char1">
     <w:name w:val="인용 Char"/>
-    <w:uiPriority w:val="29"/>
     <w:basedOn w:val="a0"/>
     <w:link w:val="a5"/>
+    <w:uiPriority w:val="29"/>
     <w:rPr>
       <w:i/>
       <w:iCs/>
@@ -1650,8 +1556,8 @@
   </w:style>
   <w:style w:type="paragraph" w:styleId="a6">
     <w:name w:val="List Paragraph"/>
+    <w:basedOn w:val="a"/>
     <w:uiPriority w:val="34"/>
-    <w:basedOn w:val="a"/>
     <w:qFormat/>
     <w:pPr>
       <w:ind w:left="720"/>
@@ -1660,8 +1566,8 @@
   </w:style>
   <w:style w:type="character" w:styleId="a7">
     <w:name w:val="Intense Emphasis"/>
+    <w:basedOn w:val="a0"/>
     <w:uiPriority w:val="21"/>
-    <w:basedOn w:val="a0"/>
     <w:qFormat/>
     <w:rPr>
       <w:i/>
@@ -1671,19 +1577,19 @@
   </w:style>
   <w:style w:type="paragraph" w:styleId="a8">
     <w:name w:val="Intense Quote"/>
-    <w:uiPriority w:val="30"/>
     <w:basedOn w:val="a"/>
     <w:next w:val="a"/>
     <w:link w:val="Char2"/>
+    <w:uiPriority w:val="30"/>
     <w:qFormat/>
     <w:pPr>
+      <w:pBdr>
+        <w:top w:val="single" w:sz="4" w:space="10" w:color="0F4761" w:themeColor="accent1" w:themeShade="BF"/>
+        <w:bottom w:val="single" w:sz="4" w:space="10" w:color="0F4761" w:themeColor="accent1" w:themeShade="BF"/>
+      </w:pBdr>
+      <w:spacing w:before="360" w:after="360"/>
       <w:ind w:left="864" w:right="864"/>
       <w:jc w:val="center"/>
-      <w:pBdr>
-        <w:top w:val="single" w:sz="4" w:space="10" w:color="104861" w:themeColor="accent1" w:themeShade="bf"/>
-        <w:bottom w:val="single" w:sz="4" w:space="10" w:color="104861" w:themeColor="accent1" w:themeShade="bf"/>
-      </w:pBdr>
-      <w:spacing w:after="360" w:before="360"/>
     </w:pPr>
     <w:rPr>
       <w:i/>
@@ -1693,9 +1599,9 @@
   </w:style>
   <w:style w:type="character" w:customStyle="1" w:styleId="Char2">
     <w:name w:val="강한 인용 Char"/>
-    <w:uiPriority w:val="30"/>
     <w:basedOn w:val="a0"/>
     <w:link w:val="a8"/>
+    <w:uiPriority w:val="30"/>
     <w:rPr>
       <w:i/>
       <w:iCs/>
@@ -1704,8 +1610,8 @@
   </w:style>
   <w:style w:type="character" w:styleId="a9">
     <w:name w:val="Intense Reference"/>
+    <w:basedOn w:val="a0"/>
     <w:uiPriority w:val="32"/>
-    <w:basedOn w:val="a0"/>
     <w:qFormat/>
     <w:rPr>
       <w:b/>
@@ -1717,8 +1623,8 @@
   </w:style>
   <w:style w:type="table" w:styleId="aa">
     <w:name w:val="Table Grid"/>
+    <w:basedOn w:val="a1"/>
     <w:uiPriority w:val="39"/>
-    <w:basedOn w:val="a1"/>
     <w:pPr>
       <w:spacing w:after="0"/>
     </w:pPr>
@@ -1735,43 +1641,43 @@
   </w:style>
   <w:style w:type="paragraph" w:styleId="ab">
     <w:name w:val="header"/>
-    <w:uiPriority w:val="99"/>
     <w:basedOn w:val="a"/>
     <w:link w:val="Char3"/>
+    <w:uiPriority w:val="99"/>
     <w:unhideWhenUsed/>
     <w:pPr>
-      <w:snapToGrid w:val="0"/>
       <w:tabs>
         <w:tab w:val="center" w:pos="4513"/>
         <w:tab w:val="right" w:pos="9026"/>
       </w:tabs>
+      <w:snapToGrid w:val="0"/>
     </w:pPr>
   </w:style>
   <w:style w:type="character" w:customStyle="1" w:styleId="Char3">
     <w:name w:val="머리글 Char"/>
-    <w:uiPriority w:val="99"/>
     <w:basedOn w:val="a0"/>
     <w:link w:val="ab"/>
+    <w:uiPriority w:val="99"/>
   </w:style>
   <w:style w:type="paragraph" w:styleId="ac">
     <w:name w:val="footer"/>
-    <w:uiPriority w:val="99"/>
     <w:basedOn w:val="a"/>
     <w:link w:val="Char4"/>
+    <w:uiPriority w:val="99"/>
     <w:unhideWhenUsed/>
     <w:pPr>
-      <w:snapToGrid w:val="0"/>
       <w:tabs>
         <w:tab w:val="center" w:pos="4513"/>
         <w:tab w:val="right" w:pos="9026"/>
       </w:tabs>
+      <w:snapToGrid w:val="0"/>
     </w:pPr>
   </w:style>
   <w:style w:type="character" w:customStyle="1" w:styleId="Char4">
     <w:name w:val="바닥글 Char"/>
-    <w:uiPriority w:val="99"/>
     <w:basedOn w:val="a0"/>
     <w:link w:val="ac"/>
+    <w:uiPriority w:val="99"/>
   </w:style>
 </w:styles>
 </file>
